--- a/EXPORTS/DOCX/published/niveau1/Dutch/SelectAndDelineate.docx
+++ b/EXPORTS/DOCX/published/niveau1/Dutch/SelectAndDelineate.docx
@@ -17,7 +17,7 @@
         <w:autoSpaceDE w:val="0"/>
         <w:widowControl/>
         <w:spacing w:line="720" w:lineRule="exact" w:before="0" w:after="0"/>
-        <w:ind w:left="20" w:right="0" w:firstLine="0"/>
+        <w:ind w:left="10" w:right="0" w:firstLine="0"/>
         <w:jc w:val="left"/>
       </w:pPr>
       <w:r>
@@ -37,7 +37,7 @@
         <w:autoSpaceDE w:val="0"/>
         <w:widowControl/>
         <w:spacing w:line="540" w:lineRule="exact" w:before="214" w:after="0"/>
-        <w:ind w:left="20" w:right="0" w:firstLine="0"/>
+        <w:ind w:left="10" w:right="0" w:firstLine="0"/>
         <w:jc w:val="left"/>
       </w:pPr>
       <w:r>
@@ -57,7 +57,7 @@
         <w:autoSpaceDE w:val="0"/>
         <w:widowControl/>
         <w:spacing w:line="288" w:lineRule="exact" w:before="292" w:after="0"/>
-        <w:ind w:left="20" w:right="144" w:firstLine="0"/>
+        <w:ind w:left="10" w:right="144" w:firstLine="0"/>
         <w:jc w:val="left"/>
       </w:pPr>
       <w:r>
@@ -87,7 +87,7 @@
         <w:autoSpaceDE w:val="0"/>
         <w:widowControl/>
         <w:spacing w:line="538" w:lineRule="exact" w:before="198" w:after="0"/>
-        <w:ind w:left="20" w:right="0" w:firstLine="0"/>
+        <w:ind w:left="10" w:right="0" w:firstLine="0"/>
         <w:jc w:val="left"/>
       </w:pPr>
       <w:r>
@@ -107,7 +107,7 @@
         <w:autoSpaceDE w:val="0"/>
         <w:widowControl/>
         <w:spacing w:line="288" w:lineRule="exact" w:before="294" w:after="0"/>
-        <w:ind w:left="20" w:right="0" w:firstLine="0"/>
+        <w:ind w:left="10" w:right="0" w:firstLine="0"/>
         <w:jc w:val="left"/>
       </w:pPr>
       <w:r>
@@ -190,7 +190,7 @@
         <w:autoSpaceDE w:val="0"/>
         <w:widowControl/>
         <w:spacing w:line="288" w:lineRule="exact" w:before="240" w:after="0"/>
-        <w:ind w:left="20" w:right="0" w:firstLine="0"/>
+        <w:ind w:left="10" w:right="0" w:firstLine="0"/>
         <w:jc w:val="left"/>
       </w:pPr>
       <w:r>
@@ -248,7 +248,7 @@
           <w:rFonts w:ascii="Charis SIL Regular" w:hAnsi="Charis SIL Regular" w:eastAsia="Charis SIL Regular"/>
           <w:b w:val="0"/>
           <w:i w:val="0"/>
-          <w:color w:val="0066CC"/>
+          <w:color w:val="0000FF"/>
           <w:sz w:val="24"/>
           <w:u w:val="single"/>
         </w:rPr>
@@ -266,7 +266,7 @@
           <w:rFonts w:ascii="Charis SIL Regular" w:hAnsi="Charis SIL Regular" w:eastAsia="Charis SIL Regular"/>
           <w:b w:val="0"/>
           <w:i w:val="0"/>
-          <w:color w:val="0066CC"/>
+          <w:color w:val="0000FF"/>
           <w:sz w:val="24"/>
           <w:u w:val="single"/>
         </w:rPr>
@@ -277,7 +277,7 @@
           <w:rFonts w:ascii="Charis SIL Regular" w:hAnsi="Charis SIL Regular" w:eastAsia="Charis SIL Regular"/>
           <w:b w:val="0"/>
           <w:i w:val="0"/>
-          <w:color w:val="0066CC"/>
+          <w:color w:val="0000FF"/>
           <w:sz w:val="24"/>
           <w:u w:val="single"/>
         </w:rPr>
@@ -295,7 +295,7 @@
           <w:rFonts w:ascii="Charis SIL Regular" w:hAnsi="Charis SIL Regular" w:eastAsia="Charis SIL Regular"/>
           <w:b w:val="0"/>
           <w:i w:val="0"/>
-          <w:color w:val="0066CC"/>
+          <w:color w:val="0000FF"/>
           <w:sz w:val="24"/>
           <w:u w:val="single"/>
         </w:rPr>
@@ -306,7 +306,7 @@
           <w:rFonts w:ascii="Charis SIL Regular" w:hAnsi="Charis SIL Regular" w:eastAsia="Charis SIL Regular"/>
           <w:b w:val="0"/>
           <w:i w:val="0"/>
-          <w:color w:val="0066CC"/>
+          <w:color w:val="0000FF"/>
           <w:sz w:val="24"/>
           <w:u w:val="single"/>
         </w:rPr>
@@ -324,7 +324,7 @@
           <w:rFonts w:ascii="Charis SIL Regular" w:hAnsi="Charis SIL Regular" w:eastAsia="Charis SIL Regular"/>
           <w:b w:val="0"/>
           <w:i w:val="0"/>
-          <w:color w:val="0066CC"/>
+          <w:color w:val="0000FF"/>
           <w:sz w:val="24"/>
           <w:u w:val="single"/>
         </w:rPr>
@@ -335,7 +335,7 @@
           <w:rFonts w:ascii="Charis SIL Regular" w:hAnsi="Charis SIL Regular" w:eastAsia="Charis SIL Regular"/>
           <w:b w:val="0"/>
           <w:i w:val="0"/>
-          <w:color w:val="0066CC"/>
+          <w:color w:val="0000FF"/>
           <w:sz w:val="24"/>
           <w:u w:val="single"/>
         </w:rPr>
@@ -353,7 +353,7 @@
           <w:rFonts w:ascii="Charis SIL Regular" w:hAnsi="Charis SIL Regular" w:eastAsia="Charis SIL Regular"/>
           <w:b w:val="0"/>
           <w:i w:val="0"/>
-          <w:color w:val="0066CC"/>
+          <w:color w:val="0000FF"/>
           <w:sz w:val="24"/>
           <w:u w:val="single"/>
         </w:rPr>
@@ -364,7 +364,7 @@
           <w:rFonts w:ascii="Charis SIL Regular" w:hAnsi="Charis SIL Regular" w:eastAsia="Charis SIL Regular"/>
           <w:b w:val="0"/>
           <w:i w:val="0"/>
-          <w:color w:val="0066CC"/>
+          <w:color w:val="0000FF"/>
           <w:sz w:val="24"/>
           <w:u w:val="single"/>
         </w:rPr>
@@ -382,7 +382,7 @@
           <w:rFonts w:ascii="Charis SIL Regular" w:hAnsi="Charis SIL Regular" w:eastAsia="Charis SIL Regular"/>
           <w:b w:val="0"/>
           <w:i w:val="0"/>
-          <w:color w:val="0066CC"/>
+          <w:color w:val="0000FF"/>
           <w:sz w:val="24"/>
           <w:u w:val="single"/>
         </w:rPr>
@@ -393,7 +393,7 @@
           <w:rFonts w:ascii="Charis SIL Regular" w:hAnsi="Charis SIL Regular" w:eastAsia="Charis SIL Regular"/>
           <w:b w:val="0"/>
           <w:i w:val="0"/>
-          <w:color w:val="0066CC"/>
+          <w:color w:val="0000FF"/>
           <w:sz w:val="24"/>
           <w:u w:val="single"/>
         </w:rPr>
@@ -424,11 +424,75 @@
           <w:color w:val="000000"/>
           <w:sz w:val="24"/>
         </w:rPr>
-        <w:t xml:space="preserve">informatie en mogelijke contacten. </w:t>
+        <w:t>informatie en m</w:t>
       </w:r>
       <w:r>
         <w:rPr>
-          <w:u w:val="single" w:color="0066cc"/>
+          <w:u w:val="single" w:color="0000ff"/>
+          <w:rFonts w:ascii="Charis SIL Regular" w:hAnsi="Charis SIL Regular" w:eastAsia="Charis SIL Regular"/>
+          <w:b w:val="0"/>
+          <w:i w:val="0"/>
+          <w:color w:val="000000"/>
+          <w:sz w:val="24"/>
+        </w:rPr>
+        <w:hyperlink r:id="rId9" w:history="1">
+          <w:r>
+            <w:rPr>
+              <w:rStyle w:val="Hyperlink"/>
+            </w:rPr>
+            <w:t>oge</w:t>
+          </w:r>
+        </w:hyperlink>
+      </w:r>
+      <w:r>
+        <w:rPr>
+          <w:u w:val="single" w:color="0000ff"/>
+          <w:rFonts w:ascii="Charis SIL Regular" w:hAnsi="Charis SIL Regular" w:eastAsia="Charis SIL Regular"/>
+          <w:b w:val="0"/>
+          <w:i w:val="0"/>
+          <w:color w:val="000000"/>
+          <w:sz w:val="24"/>
+        </w:rPr>
+        <w:hyperlink r:id="rId9" w:history="1">
+          <w:r>
+            <w:rPr>
+              <w:rStyle w:val="Hyperlink"/>
+            </w:rPr>
+            <w:t>l</w:t>
+          </w:r>
+        </w:hyperlink>
+      </w:r>
+      <w:r>
+        <w:rPr>
+          <w:u w:val="single" w:color="0000ff"/>
+          <w:rFonts w:ascii="Charis SIL Regular" w:hAnsi="Charis SIL Regular" w:eastAsia="Charis SIL Regular"/>
+          <w:b w:val="0"/>
+          <w:i w:val="0"/>
+          <w:color w:val="000000"/>
+          <w:sz w:val="24"/>
+        </w:rPr>
+        <w:hyperlink r:id="rId9" w:history="1">
+          <w:r>
+            <w:rPr>
+              <w:rStyle w:val="Hyperlink"/>
+            </w:rPr>
+            <w:t>ijke</w:t>
+          </w:r>
+        </w:hyperlink>
+      </w:r>
+      <w:r>
+        <w:rPr>
+          <w:rFonts w:ascii="Charis SIL Regular" w:hAnsi="Charis SIL Regular" w:eastAsia="Charis SIL Regular"/>
+          <w:b w:val="0"/>
+          <w:i w:val="0"/>
+          <w:color w:val="000000"/>
+          <w:sz w:val="24"/>
+        </w:rPr>
+        <w:t xml:space="preserve"> contacten. </w:t>
+      </w:r>
+      <w:r>
+        <w:rPr>
+          <w:u w:val="single" w:color="0000ff"/>
           <w:rFonts w:ascii="Charis SIL Regular" w:hAnsi="Charis SIL Regular" w:eastAsia="Charis SIL Regular"/>
           <w:b w:val="0"/>
           <w:i w:val="0"/>
@@ -446,7 +510,7 @@
       </w:r>
       <w:r>
         <w:rPr>
-          <w:u w:val="single" w:color="0066cc"/>
+          <w:u w:val="single" w:color="0000ff"/>
           <w:rFonts w:ascii="Charis SIL Regular" w:hAnsi="Charis SIL Regular" w:eastAsia="Charis SIL Regular"/>
           <w:b w:val="0"/>
           <w:i w:val="0"/>
@@ -464,7 +528,7 @@
       </w:r>
       <w:r>
         <w:rPr>
-          <w:u w:val="single" w:color="0066cc"/>
+          <w:u w:val="single" w:color="0000ff"/>
           <w:rFonts w:ascii="Charis SIL Regular" w:hAnsi="Charis SIL Regular" w:eastAsia="Charis SIL Regular"/>
           <w:b w:val="0"/>
           <w:i w:val="0"/>
@@ -505,7 +569,7 @@
           <w:rFonts w:ascii="Charis SIL Regular" w:hAnsi="Charis SIL Regular" w:eastAsia="Charis SIL Regular"/>
           <w:b w:val="0"/>
           <w:i w:val="0"/>
-          <w:color w:val="0066CC"/>
+          <w:color w:val="0000FF"/>
           <w:sz w:val="24"/>
           <w:u w:val="single"/>
         </w:rPr>
@@ -535,7 +599,7 @@
         <w:autoSpaceDE w:val="0"/>
         <w:widowControl/>
         <w:spacing w:line="288" w:lineRule="exact" w:before="240" w:after="0"/>
-        <w:ind w:left="20" w:right="144" w:firstLine="0"/>
+        <w:ind w:left="10" w:right="144" w:firstLine="0"/>
         <w:jc w:val="left"/>
       </w:pPr>
       <w:r>
@@ -635,7 +699,7 @@
         <w:autoSpaceDE w:val="0"/>
         <w:widowControl/>
         <w:spacing w:line="432" w:lineRule="exact" w:before="304" w:after="0"/>
-        <w:ind w:left="20" w:right="720" w:firstLine="0"/>
+        <w:ind w:left="10" w:right="720" w:firstLine="0"/>
         <w:jc w:val="left"/>
       </w:pPr>
       <w:r>
@@ -665,7 +729,7 @@
         <w:autoSpaceDE w:val="0"/>
         <w:widowControl/>
         <w:spacing w:line="288" w:lineRule="exact" w:before="294" w:after="0"/>
-        <w:ind w:left="20" w:right="144" w:firstLine="0"/>
+        <w:ind w:left="10" w:right="144" w:firstLine="0"/>
         <w:jc w:val="left"/>
       </w:pPr>
       <w:r>
@@ -696,7 +760,7 @@
           <w:rFonts w:ascii="Charis SIL Regular" w:hAnsi="Charis SIL Regular" w:eastAsia="Charis SIL Regular"/>
           <w:b w:val="0"/>
           <w:i w:val="0"/>
-          <w:color w:val="0066CC"/>
+          <w:color w:val="0000FF"/>
           <w:sz w:val="24"/>
           <w:u w:val="single"/>
         </w:rPr>
@@ -721,7 +785,7 @@
       </w:r>
       <w:r>
         <w:rPr>
-          <w:u w:val="single" w:color="0066cc"/>
+          <w:u w:val="single" w:color="0000ff"/>
           <w:rFonts w:ascii="Charis SIL Regular" w:hAnsi="Charis SIL Regular" w:eastAsia="Charis SIL Regular"/>
           <w:b w:val="0"/>
           <w:i w:val="0"/>
@@ -754,7 +818,7 @@
         <w:autoSpaceDE w:val="0"/>
         <w:widowControl/>
         <w:spacing w:line="354" w:lineRule="exact" w:before="174" w:after="0"/>
-        <w:ind w:left="20" w:right="0" w:firstLine="0"/>
+        <w:ind w:left="10" w:right="0" w:firstLine="0"/>
         <w:jc w:val="left"/>
       </w:pPr>
       <w:r>
@@ -772,12 +836,12 @@
       <w:pPr>
         <w:autoSpaceDN w:val="0"/>
         <w:tabs>
-          <w:tab w:pos="620" w:val="left"/>
+          <w:tab w:pos="610" w:val="left"/>
         </w:tabs>
         <w:autoSpaceDE w:val="0"/>
         <w:widowControl/>
         <w:spacing w:line="288" w:lineRule="exact" w:before="240" w:after="0"/>
-        <w:ind w:left="408" w:right="1872" w:firstLine="0"/>
+        <w:ind w:left="398" w:right="1872" w:firstLine="0"/>
         <w:jc w:val="left"/>
       </w:pPr>
       <w:r>
@@ -831,7 +895,7 @@
       <w:pPr>
         <w:sectPr>
           <w:pgSz w:w="11900" w:h="16840"/>
-          <w:pgMar w:top="448" w:right="994" w:bottom="468" w:left="940" w:header="720" w:footer="720" w:gutter="0"/>
+          <w:pgMar w:top="448" w:right="994" w:bottom="468" w:left="950" w:header="720" w:footer="720" w:gutter="0"/>
           <w:cols/>
           <w:docGrid w:linePitch="360"/>
         </w:sectPr>
@@ -976,7 +1040,7 @@
           <w:rFonts w:ascii="Charis SIL Regular" w:hAnsi="Charis SIL Regular" w:eastAsia="Charis SIL Regular"/>
           <w:b w:val="0"/>
           <w:i w:val="0"/>
-          <w:color w:val="0066CC"/>
+          <w:color w:val="0000FF"/>
           <w:sz w:val="24"/>
           <w:u w:val="single"/>
         </w:rPr>
@@ -1004,7 +1068,7 @@
           <w:rFonts w:ascii="Charis SIL Regular" w:hAnsi="Charis SIL Regular" w:eastAsia="Charis SIL Regular"/>
           <w:b w:val="0"/>
           <w:i w:val="0"/>
-          <w:color w:val="0066CC"/>
+          <w:color w:val="0000FF"/>
           <w:sz w:val="24"/>
           <w:u w:val="single"/>
         </w:rPr>
@@ -1039,7 +1103,7 @@
       </w:r>
       <w:r>
         <w:rPr>
-          <w:u w:val="single" w:color="0066cc"/>
+          <w:u w:val="single" w:color="0000ff"/>
           <w:rFonts w:ascii="Charis SIL Regular" w:hAnsi="Charis SIL Regular" w:eastAsia="Charis SIL Regular"/>
           <w:b w:val="0"/>
           <w:i w:val="0"/>
@@ -1363,8 +1427,9 @@
           <w:rFonts w:ascii="Charis SIL Regular" w:hAnsi="Charis SIL Regular" w:eastAsia="Charis SIL Regular"/>
           <w:b w:val="0"/>
           <w:i w:val="0"/>
-          <w:color w:val="0066CC"/>
+          <w:color w:val="0000FF"/>
           <w:sz w:val="24"/>
+          <w:u w:val="single"/>
         </w:rPr>
         <w:t>Bronnen</w:t>
       </w:r>
@@ -1386,10 +1451,22 @@
           <w:rFonts w:ascii="Charis SIL Regular" w:hAnsi="Charis SIL Regular" w:eastAsia="Charis SIL Regular"/>
           <w:b w:val="0"/>
           <w:i w:val="0"/>
-          <w:color w:val="0066CC"/>
+          <w:color w:val="0000FF"/>
           <w:sz w:val="24"/>
+          <w:u w:val="single"/>
         </w:rPr>
-        <w:t>Onderzoeken</w:t>
+        <w:t>Onderzo</w:t>
+      </w:r>
+      <w:r>
+        <w:rPr>
+          <w:rFonts w:ascii="Charis SIL Regular" w:hAnsi="Charis SIL Regular" w:eastAsia="Charis SIL Regular"/>
+          <w:b w:val="0"/>
+          <w:i w:val="0"/>
+          <w:color w:val="0000FF"/>
+          <w:sz w:val="24"/>
+          <w:u w:val="single"/>
+        </w:rPr>
+        <w:t>eken</w:t>
       </w:r>
       <w:r>
         <w:br/>
@@ -1409,10 +1486,22 @@
           <w:rFonts w:ascii="Charis SIL Regular" w:hAnsi="Charis SIL Regular" w:eastAsia="Charis SIL Regular"/>
           <w:b w:val="0"/>
           <w:i w:val="0"/>
-          <w:color w:val="0066CC"/>
+          <w:color w:val="0000FF"/>
           <w:sz w:val="24"/>
+          <w:u w:val="single"/>
         </w:rPr>
-        <w:t>Verslagleggen</w:t>
+        <w:t>Verslaglegge</w:t>
+      </w:r>
+      <w:r>
+        <w:rPr>
+          <w:rFonts w:ascii="Charis SIL Regular" w:hAnsi="Charis SIL Regular" w:eastAsia="Charis SIL Regular"/>
+          <w:b w:val="0"/>
+          <w:i w:val="0"/>
+          <w:color w:val="0000FF"/>
+          <w:sz w:val="24"/>
+          <w:u w:val="single"/>
+        </w:rPr>
+        <w:t>n</w:t>
       </w:r>
       <w:r>
         <w:br/>
@@ -1432,11 +1521,22 @@
           <w:rFonts w:ascii="Charis SIL Regular" w:hAnsi="Charis SIL Regular" w:eastAsia="Charis SIL Regular"/>
           <w:b w:val="0"/>
           <w:i w:val="0"/>
-          <w:color w:val="0066CC"/>
+          <w:color w:val="0000FF"/>
           <w:sz w:val="24"/>
           <w:u w:val="single"/>
         </w:rPr>
-        <w:t>Ambtenaren in gekoloniseerde gebieden</w:t>
+        <w:t>Ambtenaren i</w:t>
+      </w:r>
+      <w:r>
+        <w:rPr>
+          <w:rFonts w:ascii="Charis SIL Regular" w:hAnsi="Charis SIL Regular" w:eastAsia="Charis SIL Regular"/>
+          <w:b w:val="0"/>
+          <w:i w:val="0"/>
+          <w:color w:val="0000FF"/>
+          <w:sz w:val="24"/>
+          <w:u w:val="single"/>
+        </w:rPr>
+        <w:t>n gekoloniseerde gebieden</w:t>
       </w:r>
       <w:r>
         <w:br/>
@@ -1456,7 +1556,7 @@
           <w:rFonts w:ascii="Charis SIL Regular" w:hAnsi="Charis SIL Regular" w:eastAsia="Charis SIL Regular"/>
           <w:b w:val="0"/>
           <w:i w:val="0"/>
-          <w:color w:val="0066CC"/>
+          <w:color w:val="0000FF"/>
           <w:sz w:val="24"/>
           <w:u w:val="single"/>
         </w:rPr>
@@ -1467,7 +1567,7 @@
           <w:rFonts w:ascii="Charis SIL Regular" w:hAnsi="Charis SIL Regular" w:eastAsia="Charis SIL Regular"/>
           <w:b w:val="0"/>
           <w:i w:val="0"/>
-          <w:color w:val="0066CC"/>
+          <w:color w:val="0000FF"/>
           <w:sz w:val="24"/>
           <w:u w:val="single"/>
         </w:rPr>
@@ -1488,7 +1588,7 @@
           <w:rFonts w:ascii="Charis SIL Regular" w:hAnsi="Charis SIL Regular" w:eastAsia="Charis SIL Regular"/>
           <w:b w:val="0"/>
           <w:i w:val="0"/>
-          <w:color w:val="0066CC"/>
+          <w:color w:val="0000FF"/>
           <w:sz w:val="24"/>
           <w:u w:val="single"/>
         </w:rPr>
@@ -1512,7 +1612,7 @@
           <w:rFonts w:ascii="Charis SIL Regular" w:hAnsi="Charis SIL Regular" w:eastAsia="Charis SIL Regular"/>
           <w:b w:val="0"/>
           <w:i w:val="0"/>
-          <w:color w:val="0066CC"/>
+          <w:color w:val="0000FF"/>
           <w:sz w:val="24"/>
           <w:u w:val="single"/>
         </w:rPr>
@@ -1523,7 +1623,7 @@
           <w:rFonts w:ascii="Charis SIL Regular" w:hAnsi="Charis SIL Regular" w:eastAsia="Charis SIL Regular"/>
           <w:b w:val="0"/>
           <w:i w:val="0"/>
-          <w:color w:val="0066CC"/>
+          <w:color w:val="0000FF"/>
           <w:sz w:val="24"/>
           <w:u w:val="single"/>
         </w:rPr>
@@ -1544,7 +1644,7 @@
           <w:rFonts w:ascii="Charis SIL Regular" w:hAnsi="Charis SIL Regular" w:eastAsia="Charis SIL Regular"/>
           <w:b w:val="0"/>
           <w:i w:val="0"/>
-          <w:color w:val="0066CC"/>
+          <w:color w:val="0000FF"/>
           <w:sz w:val="24"/>
           <w:u w:val="single"/>
         </w:rPr>
@@ -1555,7 +1655,7 @@
           <w:rFonts w:ascii="Charis SIL Regular" w:hAnsi="Charis SIL Regular" w:eastAsia="Charis SIL Regular"/>
           <w:b w:val="0"/>
           <w:i w:val="0"/>
-          <w:color w:val="0066CC"/>
+          <w:color w:val="0000FF"/>
           <w:sz w:val="24"/>
           <w:u w:val="single"/>
         </w:rPr>
@@ -1576,7 +1676,7 @@
           <w:rFonts w:ascii="Charis SIL Regular" w:hAnsi="Charis SIL Regular" w:eastAsia="Charis SIL Regular"/>
           <w:b w:val="0"/>
           <w:i w:val="0"/>
-          <w:color w:val="0066CC"/>
+          <w:color w:val="0000FF"/>
           <w:sz w:val="24"/>
           <w:u w:val="single"/>
         </w:rPr>

--- a/EXPORTS/DOCX/published/niveau1/Dutch/SelectAndDelineate.docx
+++ b/EXPORTS/DOCX/published/niveau1/Dutch/SelectAndDelineate.docx
@@ -424,7 +424,18 @@
           <w:color w:val="000000"/>
           <w:sz w:val="24"/>
         </w:rPr>
-        <w:t>informatie en m</w:t>
+        <w:t>informa</w:t>
+      </w:r>
+      <w:r>
+        <w:rPr>
+          <w:u w:val="single" w:color="0000ff"/>
+          <w:rFonts w:ascii="Charis SIL Regular" w:hAnsi="Charis SIL Regular" w:eastAsia="Charis SIL Regular"/>
+          <w:b w:val="0"/>
+          <w:i w:val="0"/>
+          <w:color w:val="000000"/>
+          <w:sz w:val="24"/>
+        </w:rPr>
+        <w:t>tie en m</w:t>
       </w:r>
       <w:r>
         <w:rPr>
@@ -471,24 +482,7 @@
           <w:color w:val="000000"/>
           <w:sz w:val="24"/>
         </w:rPr>
-        <w:hyperlink r:id="rId9" w:history="1">
-          <w:r>
-            <w:rPr>
-              <w:rStyle w:val="Hyperlink"/>
-            </w:rPr>
-            <w:t>ijke</w:t>
-          </w:r>
-        </w:hyperlink>
-      </w:r>
-      <w:r>
-        <w:rPr>
-          <w:rFonts w:ascii="Charis SIL Regular" w:hAnsi="Charis SIL Regular" w:eastAsia="Charis SIL Regular"/>
-          <w:b w:val="0"/>
-          <w:i w:val="0"/>
-          <w:color w:val="000000"/>
-          <w:sz w:val="24"/>
-        </w:rPr>
-        <w:t xml:space="preserve"> contacten. </w:t>
+        <w:t xml:space="preserve">ijke contacten. </w:t>
       </w:r>
       <w:r>
         <w:rPr>

--- a/EXPORTS/DOCX/published/niveau1/Dutch/SelectAndDelineate.docx
+++ b/EXPORTS/DOCX/published/niveau1/Dutch/SelectAndDelineate.docx
@@ -424,18 +424,7 @@
           <w:color w:val="000000"/>
           <w:sz w:val="24"/>
         </w:rPr>
-        <w:t>informa</w:t>
-      </w:r>
-      <w:r>
-        <w:rPr>
-          <w:u w:val="single" w:color="0000ff"/>
-          <w:rFonts w:ascii="Charis SIL Regular" w:hAnsi="Charis SIL Regular" w:eastAsia="Charis SIL Regular"/>
-          <w:b w:val="0"/>
-          <w:i w:val="0"/>
-          <w:color w:val="000000"/>
-          <w:sz w:val="24"/>
-        </w:rPr>
-        <w:t>tie en m</w:t>
+        <w:t>informatie en m</w:t>
       </w:r>
       <w:r>
         <w:rPr>
@@ -482,7 +471,32 @@
           <w:color w:val="000000"/>
           <w:sz w:val="24"/>
         </w:rPr>
-        <w:t xml:space="preserve">ijke contacten. </w:t>
+        <w:hyperlink r:id="rId9" w:history="1">
+          <w:r>
+            <w:rPr>
+              <w:rStyle w:val="Hyperlink"/>
+            </w:rPr>
+            <w:t>ijke</w:t>
+          </w:r>
+        </w:hyperlink>
+      </w:r>
+      <w:r>
+        <w:rPr>
+          <w:u w:val="single" w:color="0000ff"/>
+          <w:rFonts w:ascii="Charis SIL Regular" w:hAnsi="Charis SIL Regular" w:eastAsia="Charis SIL Regular"/>
+          <w:b w:val="0"/>
+          <w:i w:val="0"/>
+          <w:color w:val="000000"/>
+          <w:sz w:val="24"/>
+        </w:rPr>
+        <w:hyperlink r:id="rId9" w:history="1">
+          <w:r>
+            <w:rPr>
+              <w:rStyle w:val="Hyperlink"/>
+            </w:rPr>
+            <w:t xml:space="preserve"> contacten. </w:t>
+          </w:r>
+        </w:hyperlink>
       </w:r>
       <w:r>
         <w:rPr>

--- a/EXPORTS/DOCX/published/niveau1/Dutch/SelectAndDelineate.docx
+++ b/EXPORTS/DOCX/published/niveau1/Dutch/SelectAndDelineate.docx
@@ -424,7 +424,36 @@
           <w:color w:val="000000"/>
           <w:sz w:val="24"/>
         </w:rPr>
-        <w:t>informatie en m</w:t>
+        <w:t>informa</w:t>
+      </w:r>
+      <w:r>
+        <w:rPr>
+          <w:u w:val="single" w:color="0000ff"/>
+          <w:rFonts w:ascii="Charis SIL Regular" w:hAnsi="Charis SIL Regular" w:eastAsia="Charis SIL Regular"/>
+          <w:b w:val="0"/>
+          <w:i w:val="0"/>
+          <w:color w:val="000000"/>
+          <w:sz w:val="24"/>
+        </w:rPr>
+        <w:t>t</w:t>
+      </w:r>
+      <w:r>
+        <w:rPr>
+          <w:u w:val="single" w:color="0000ff"/>
+          <w:rFonts w:ascii="Charis SIL Regular" w:hAnsi="Charis SIL Regular" w:eastAsia="Charis SIL Regular"/>
+          <w:b w:val="0"/>
+          <w:i w:val="0"/>
+          <w:color w:val="000000"/>
+          <w:sz w:val="24"/>
+        </w:rPr>
+        <w:hyperlink r:id="rId9" w:history="1">
+          <w:r>
+            <w:rPr>
+              <w:rStyle w:val="Hyperlink"/>
+            </w:rPr>
+            <w:t>ie en m</w:t>
+          </w:r>
+        </w:hyperlink>
       </w:r>
       <w:r>
         <w:rPr>

--- a/EXPORTS/DOCX/published/niveau1/Dutch/SelectAndDelineate.docx
+++ b/EXPORTS/DOCX/published/niveau1/Dutch/SelectAndDelineate.docx
@@ -435,25 +435,7 @@
           <w:color w:val="000000"/>
           <w:sz w:val="24"/>
         </w:rPr>
-        <w:t>t</w:t>
-      </w:r>
-      <w:r>
-        <w:rPr>
-          <w:u w:val="single" w:color="0000ff"/>
-          <w:rFonts w:ascii="Charis SIL Regular" w:hAnsi="Charis SIL Regular" w:eastAsia="Charis SIL Regular"/>
-          <w:b w:val="0"/>
-          <w:i w:val="0"/>
-          <w:color w:val="000000"/>
-          <w:sz w:val="24"/>
-        </w:rPr>
-        <w:hyperlink r:id="rId9" w:history="1">
-          <w:r>
-            <w:rPr>
-              <w:rStyle w:val="Hyperlink"/>
-            </w:rPr>
-            <w:t>ie en m</w:t>
-          </w:r>
-        </w:hyperlink>
+        <w:t>tie en m</w:t>
       </w:r>
       <w:r>
         <w:rPr>

--- a/EXPORTS/DOCX/published/niveau1/Dutch/SelectAndDelineate.docx
+++ b/EXPORTS/DOCX/published/niveau1/Dutch/SelectAndDelineate.docx
@@ -435,61 +435,7 @@
           <w:color w:val="000000"/>
           <w:sz w:val="24"/>
         </w:rPr>
-        <w:t>tie en m</w:t>
-      </w:r>
-      <w:r>
-        <w:rPr>
-          <w:u w:val="single" w:color="0000ff"/>
-          <w:rFonts w:ascii="Charis SIL Regular" w:hAnsi="Charis SIL Regular" w:eastAsia="Charis SIL Regular"/>
-          <w:b w:val="0"/>
-          <w:i w:val="0"/>
-          <w:color w:val="000000"/>
-          <w:sz w:val="24"/>
-        </w:rPr>
-        <w:hyperlink r:id="rId9" w:history="1">
-          <w:r>
-            <w:rPr>
-              <w:rStyle w:val="Hyperlink"/>
-            </w:rPr>
-            <w:t>oge</w:t>
-          </w:r>
-        </w:hyperlink>
-      </w:r>
-      <w:r>
-        <w:rPr>
-          <w:u w:val="single" w:color="0000ff"/>
-          <w:rFonts w:ascii="Charis SIL Regular" w:hAnsi="Charis SIL Regular" w:eastAsia="Charis SIL Regular"/>
-          <w:b w:val="0"/>
-          <w:i w:val="0"/>
-          <w:color w:val="000000"/>
-          <w:sz w:val="24"/>
-        </w:rPr>
-        <w:hyperlink r:id="rId9" w:history="1">
-          <w:r>
-            <w:rPr>
-              <w:rStyle w:val="Hyperlink"/>
-            </w:rPr>
-            <w:t>l</w:t>
-          </w:r>
-        </w:hyperlink>
-      </w:r>
-      <w:r>
-        <w:rPr>
-          <w:u w:val="single" w:color="0000ff"/>
-          <w:rFonts w:ascii="Charis SIL Regular" w:hAnsi="Charis SIL Regular" w:eastAsia="Charis SIL Regular"/>
-          <w:b w:val="0"/>
-          <w:i w:val="0"/>
-          <w:color w:val="000000"/>
-          <w:sz w:val="24"/>
-        </w:rPr>
-        <w:hyperlink r:id="rId9" w:history="1">
-          <w:r>
-            <w:rPr>
-              <w:rStyle w:val="Hyperlink"/>
-            </w:rPr>
-            <w:t>ijke</w:t>
-          </w:r>
-        </w:hyperlink>
+        <w:t>tie en mogelijke</w:t>
       </w:r>
       <w:r>
         <w:rPr>

--- a/EXPORTS/DOCX/published/niveau1/Dutch/SelectAndDelineate.docx
+++ b/EXPORTS/DOCX/published/niveau1/Dutch/SelectAndDelineate.docx
@@ -435,7 +435,79 @@
           <w:color w:val="000000"/>
           <w:sz w:val="24"/>
         </w:rPr>
-        <w:t>tie en mogelijke</w:t>
+        <w:t>t</w:t>
+      </w:r>
+      <w:r>
+        <w:rPr>
+          <w:u w:val="single" w:color="0000ff"/>
+          <w:rFonts w:ascii="Charis SIL Regular" w:hAnsi="Charis SIL Regular" w:eastAsia="Charis SIL Regular"/>
+          <w:b w:val="0"/>
+          <w:i w:val="0"/>
+          <w:color w:val="000000"/>
+          <w:sz w:val="24"/>
+        </w:rPr>
+        <w:hyperlink r:id="rId9" w:history="1">
+          <w:r>
+            <w:rPr>
+              <w:rStyle w:val="Hyperlink"/>
+            </w:rPr>
+            <w:t>ie en m</w:t>
+          </w:r>
+        </w:hyperlink>
+      </w:r>
+      <w:r>
+        <w:rPr>
+          <w:u w:val="single" w:color="0000ff"/>
+          <w:rFonts w:ascii="Charis SIL Regular" w:hAnsi="Charis SIL Regular" w:eastAsia="Charis SIL Regular"/>
+          <w:b w:val="0"/>
+          <w:i w:val="0"/>
+          <w:color w:val="000000"/>
+          <w:sz w:val="24"/>
+        </w:rPr>
+        <w:hyperlink r:id="rId9" w:history="1">
+          <w:r>
+            <w:rPr>
+              <w:rStyle w:val="Hyperlink"/>
+            </w:rPr>
+            <w:t>oge</w:t>
+          </w:r>
+        </w:hyperlink>
+      </w:r>
+      <w:r>
+        <w:rPr>
+          <w:u w:val="single" w:color="0000ff"/>
+          <w:rFonts w:ascii="Charis SIL Regular" w:hAnsi="Charis SIL Regular" w:eastAsia="Charis SIL Regular"/>
+          <w:b w:val="0"/>
+          <w:i w:val="0"/>
+          <w:color w:val="000000"/>
+          <w:sz w:val="24"/>
+        </w:rPr>
+        <w:hyperlink r:id="rId9" w:history="1">
+          <w:r>
+            <w:rPr>
+              <w:rStyle w:val="Hyperlink"/>
+            </w:rPr>
+            <w:t>l</w:t>
+          </w:r>
+        </w:hyperlink>
+      </w:r>
+      <w:r>
+        <w:rPr>
+          <w:u w:val="single" w:color="0000ff"/>
+          <w:rFonts w:ascii="Charis SIL Regular" w:hAnsi="Charis SIL Regular" w:eastAsia="Charis SIL Regular"/>
+          <w:b w:val="0"/>
+          <w:i w:val="0"/>
+          <w:color w:val="000000"/>
+          <w:sz w:val="24"/>
+        </w:rPr>
+        <w:hyperlink r:id="rId9" w:history="1">
+          <w:r>
+            <w:rPr>
+              <w:rStyle w:val="Hyperlink"/>
+            </w:rPr>
+            <w:t>ijke</w:t>
+          </w:r>
+        </w:hyperlink>
       </w:r>
       <w:r>
         <w:rPr>

--- a/EXPORTS/DOCX/published/niveau1/Dutch/SelectAndDelineate.docx
+++ b/EXPORTS/DOCX/published/niveau1/Dutch/SelectAndDelineate.docx
@@ -424,108 +424,7 @@
           <w:color w:val="000000"/>
           <w:sz w:val="24"/>
         </w:rPr>
-        <w:t>informa</w:t>
-      </w:r>
-      <w:r>
-        <w:rPr>
-          <w:u w:val="single" w:color="0000ff"/>
-          <w:rFonts w:ascii="Charis SIL Regular" w:hAnsi="Charis SIL Regular" w:eastAsia="Charis SIL Regular"/>
-          <w:b w:val="0"/>
-          <w:i w:val="0"/>
-          <w:color w:val="000000"/>
-          <w:sz w:val="24"/>
-        </w:rPr>
-        <w:t>t</w:t>
-      </w:r>
-      <w:r>
-        <w:rPr>
-          <w:u w:val="single" w:color="0000ff"/>
-          <w:rFonts w:ascii="Charis SIL Regular" w:hAnsi="Charis SIL Regular" w:eastAsia="Charis SIL Regular"/>
-          <w:b w:val="0"/>
-          <w:i w:val="0"/>
-          <w:color w:val="000000"/>
-          <w:sz w:val="24"/>
-        </w:rPr>
-        <w:hyperlink r:id="rId9" w:history="1">
-          <w:r>
-            <w:rPr>
-              <w:rStyle w:val="Hyperlink"/>
-            </w:rPr>
-            <w:t>ie en m</w:t>
-          </w:r>
-        </w:hyperlink>
-      </w:r>
-      <w:r>
-        <w:rPr>
-          <w:u w:val="single" w:color="0000ff"/>
-          <w:rFonts w:ascii="Charis SIL Regular" w:hAnsi="Charis SIL Regular" w:eastAsia="Charis SIL Regular"/>
-          <w:b w:val="0"/>
-          <w:i w:val="0"/>
-          <w:color w:val="000000"/>
-          <w:sz w:val="24"/>
-        </w:rPr>
-        <w:hyperlink r:id="rId9" w:history="1">
-          <w:r>
-            <w:rPr>
-              <w:rStyle w:val="Hyperlink"/>
-            </w:rPr>
-            <w:t>oge</w:t>
-          </w:r>
-        </w:hyperlink>
-      </w:r>
-      <w:r>
-        <w:rPr>
-          <w:u w:val="single" w:color="0000ff"/>
-          <w:rFonts w:ascii="Charis SIL Regular" w:hAnsi="Charis SIL Regular" w:eastAsia="Charis SIL Regular"/>
-          <w:b w:val="0"/>
-          <w:i w:val="0"/>
-          <w:color w:val="000000"/>
-          <w:sz w:val="24"/>
-        </w:rPr>
-        <w:hyperlink r:id="rId9" w:history="1">
-          <w:r>
-            <w:rPr>
-              <w:rStyle w:val="Hyperlink"/>
-            </w:rPr>
-            <w:t>l</w:t>
-          </w:r>
-        </w:hyperlink>
-      </w:r>
-      <w:r>
-        <w:rPr>
-          <w:u w:val="single" w:color="0000ff"/>
-          <w:rFonts w:ascii="Charis SIL Regular" w:hAnsi="Charis SIL Regular" w:eastAsia="Charis SIL Regular"/>
-          <w:b w:val="0"/>
-          <w:i w:val="0"/>
-          <w:color w:val="000000"/>
-          <w:sz w:val="24"/>
-        </w:rPr>
-        <w:hyperlink r:id="rId9" w:history="1">
-          <w:r>
-            <w:rPr>
-              <w:rStyle w:val="Hyperlink"/>
-            </w:rPr>
-            <w:t>ijke</w:t>
-          </w:r>
-        </w:hyperlink>
-      </w:r>
-      <w:r>
-        <w:rPr>
-          <w:u w:val="single" w:color="0000ff"/>
-          <w:rFonts w:ascii="Charis SIL Regular" w:hAnsi="Charis SIL Regular" w:eastAsia="Charis SIL Regular"/>
-          <w:b w:val="0"/>
-          <w:i w:val="0"/>
-          <w:color w:val="000000"/>
-          <w:sz w:val="24"/>
-        </w:rPr>
-        <w:hyperlink r:id="rId9" w:history="1">
-          <w:r>
-            <w:rPr>
-              <w:rStyle w:val="Hyperlink"/>
-            </w:rPr>
-            <w:t xml:space="preserve"> contacten. </w:t>
-          </w:r>
-        </w:hyperlink>
+        <w:t xml:space="preserve">informatie en mogelijke contacten. </w:t>
       </w:r>
       <w:r>
         <w:rPr>

--- a/EXPORTS/DOCX/published/niveau1/Dutch/SelectAndDelineate.docx
+++ b/EXPORTS/DOCX/published/niveau1/Dutch/SelectAndDelineate.docx
@@ -424,7 +424,90 @@
           <w:color w:val="000000"/>
           <w:sz w:val="24"/>
         </w:rPr>
-        <w:t xml:space="preserve">informatie en mogelijke contacten. </w:t>
+        <w:t>informa</w:t>
+      </w:r>
+      <w:r>
+        <w:rPr>
+          <w:u w:val="single" w:color="0000ff"/>
+          <w:rFonts w:ascii="Charis SIL Regular" w:hAnsi="Charis SIL Regular" w:eastAsia="Charis SIL Regular"/>
+          <w:b w:val="0"/>
+          <w:i w:val="0"/>
+          <w:color w:val="000000"/>
+          <w:sz w:val="24"/>
+        </w:rPr>
+        <w:t>tie en m</w:t>
+      </w:r>
+      <w:r>
+        <w:rPr>
+          <w:u w:val="single" w:color="0000ff"/>
+          <w:rFonts w:ascii="Charis SIL Regular" w:hAnsi="Charis SIL Regular" w:eastAsia="Charis SIL Regular"/>
+          <w:b w:val="0"/>
+          <w:i w:val="0"/>
+          <w:color w:val="000000"/>
+          <w:sz w:val="24"/>
+        </w:rPr>
+        <w:hyperlink r:id="rId9" w:history="1">
+          <w:r>
+            <w:rPr>
+              <w:rStyle w:val="Hyperlink"/>
+            </w:rPr>
+            <w:t>oge</w:t>
+          </w:r>
+        </w:hyperlink>
+      </w:r>
+      <w:r>
+        <w:rPr>
+          <w:u w:val="single" w:color="0000ff"/>
+          <w:rFonts w:ascii="Charis SIL Regular" w:hAnsi="Charis SIL Regular" w:eastAsia="Charis SIL Regular"/>
+          <w:b w:val="0"/>
+          <w:i w:val="0"/>
+          <w:color w:val="000000"/>
+          <w:sz w:val="24"/>
+        </w:rPr>
+        <w:hyperlink r:id="rId9" w:history="1">
+          <w:r>
+            <w:rPr>
+              <w:rStyle w:val="Hyperlink"/>
+            </w:rPr>
+            <w:t>l</w:t>
+          </w:r>
+        </w:hyperlink>
+      </w:r>
+      <w:r>
+        <w:rPr>
+          <w:u w:val="single" w:color="0000ff"/>
+          <w:rFonts w:ascii="Charis SIL Regular" w:hAnsi="Charis SIL Regular" w:eastAsia="Charis SIL Regular"/>
+          <w:b w:val="0"/>
+          <w:i w:val="0"/>
+          <w:color w:val="000000"/>
+          <w:sz w:val="24"/>
+        </w:rPr>
+        <w:hyperlink r:id="rId9" w:history="1">
+          <w:r>
+            <w:rPr>
+              <w:rStyle w:val="Hyperlink"/>
+            </w:rPr>
+            <w:t>ijke</w:t>
+          </w:r>
+        </w:hyperlink>
+      </w:r>
+      <w:r>
+        <w:rPr>
+          <w:u w:val="single" w:color="0000ff"/>
+          <w:rFonts w:ascii="Charis SIL Regular" w:hAnsi="Charis SIL Regular" w:eastAsia="Charis SIL Regular"/>
+          <w:b w:val="0"/>
+          <w:i w:val="0"/>
+          <w:color w:val="000000"/>
+          <w:sz w:val="24"/>
+        </w:rPr>
+        <w:hyperlink r:id="rId9" w:history="1">
+          <w:r>
+            <w:rPr>
+              <w:rStyle w:val="Hyperlink"/>
+            </w:rPr>
+            <w:t xml:space="preserve"> contacten. </w:t>
+          </w:r>
+        </w:hyperlink>
       </w:r>
       <w:r>
         <w:rPr>

--- a/EXPORTS/DOCX/published/niveau1/Dutch/SelectAndDelineate.docx
+++ b/EXPORTS/DOCX/published/niveau1/Dutch/SelectAndDelineate.docx
@@ -435,7 +435,25 @@
           <w:color w:val="000000"/>
           <w:sz w:val="24"/>
         </w:rPr>
-        <w:t>tie en m</w:t>
+        <w:t>t</w:t>
+      </w:r>
+      <w:r>
+        <w:rPr>
+          <w:u w:val="single" w:color="0000ff"/>
+          <w:rFonts w:ascii="Charis SIL Regular" w:hAnsi="Charis SIL Regular" w:eastAsia="Charis SIL Regular"/>
+          <w:b w:val="0"/>
+          <w:i w:val="0"/>
+          <w:color w:val="000000"/>
+          <w:sz w:val="24"/>
+        </w:rPr>
+        <w:hyperlink r:id="rId9" w:history="1">
+          <w:r>
+            <w:rPr>
+              <w:rStyle w:val="Hyperlink"/>
+            </w:rPr>
+            <w:t>ie en m</w:t>
+          </w:r>
+        </w:hyperlink>
       </w:r>
       <w:r>
         <w:rPr>

--- a/EXPORTS/DOCX/published/niveau1/Dutch/SelectAndDelineate.docx
+++ b/EXPORTS/DOCX/published/niveau1/Dutch/SelectAndDelineate.docx
@@ -424,36 +424,7 @@
           <w:color w:val="000000"/>
           <w:sz w:val="24"/>
         </w:rPr>
-        <w:t>informa</w:t>
-      </w:r>
-      <w:r>
-        <w:rPr>
-          <w:u w:val="single" w:color="0000ff"/>
-          <w:rFonts w:ascii="Charis SIL Regular" w:hAnsi="Charis SIL Regular" w:eastAsia="Charis SIL Regular"/>
-          <w:b w:val="0"/>
-          <w:i w:val="0"/>
-          <w:color w:val="000000"/>
-          <w:sz w:val="24"/>
-        </w:rPr>
-        <w:t>t</w:t>
-      </w:r>
-      <w:r>
-        <w:rPr>
-          <w:u w:val="single" w:color="0000ff"/>
-          <w:rFonts w:ascii="Charis SIL Regular" w:hAnsi="Charis SIL Regular" w:eastAsia="Charis SIL Regular"/>
-          <w:b w:val="0"/>
-          <w:i w:val="0"/>
-          <w:color w:val="000000"/>
-          <w:sz w:val="24"/>
-        </w:rPr>
-        <w:hyperlink r:id="rId9" w:history="1">
-          <w:r>
-            <w:rPr>
-              <w:rStyle w:val="Hyperlink"/>
-            </w:rPr>
-            <w:t>ie en m</w:t>
-          </w:r>
-        </w:hyperlink>
+        <w:t>informatie en m</w:t>
       </w:r>
       <w:r>
         <w:rPr>
@@ -493,39 +464,13 @@
       </w:r>
       <w:r>
         <w:rPr>
-          <w:u w:val="single" w:color="0000ff"/>
           <w:rFonts w:ascii="Charis SIL Regular" w:hAnsi="Charis SIL Regular" w:eastAsia="Charis SIL Regular"/>
           <w:b w:val="0"/>
           <w:i w:val="0"/>
           <w:color w:val="000000"/>
           <w:sz w:val="24"/>
         </w:rPr>
-        <w:hyperlink r:id="rId9" w:history="1">
-          <w:r>
-            <w:rPr>
-              <w:rStyle w:val="Hyperlink"/>
-            </w:rPr>
-            <w:t>ijke</w:t>
-          </w:r>
-        </w:hyperlink>
-      </w:r>
-      <w:r>
-        <w:rPr>
-          <w:u w:val="single" w:color="0000ff"/>
-          <w:rFonts w:ascii="Charis SIL Regular" w:hAnsi="Charis SIL Regular" w:eastAsia="Charis SIL Regular"/>
-          <w:b w:val="0"/>
-          <w:i w:val="0"/>
-          <w:color w:val="000000"/>
-          <w:sz w:val="24"/>
-        </w:rPr>
-        <w:hyperlink r:id="rId9" w:history="1">
-          <w:r>
-            <w:rPr>
-              <w:rStyle w:val="Hyperlink"/>
-            </w:rPr>
-            <w:t xml:space="preserve"> contacten. </w:t>
-          </w:r>
-        </w:hyperlink>
+        <w:t xml:space="preserve">ijke contacten. </w:t>
       </w:r>
       <w:r>
         <w:rPr>

--- a/EXPORTS/DOCX/published/niveau1/Dutch/SelectAndDelineate.docx
+++ b/EXPORTS/DOCX/published/niveau1/Dutch/SelectAndDelineate.docx
@@ -424,53 +424,7 @@
           <w:color w:val="000000"/>
           <w:sz w:val="24"/>
         </w:rPr>
-        <w:t>informatie en m</w:t>
-      </w:r>
-      <w:r>
-        <w:rPr>
-          <w:u w:val="single" w:color="0000ff"/>
-          <w:rFonts w:ascii="Charis SIL Regular" w:hAnsi="Charis SIL Regular" w:eastAsia="Charis SIL Regular"/>
-          <w:b w:val="0"/>
-          <w:i w:val="0"/>
-          <w:color w:val="000000"/>
-          <w:sz w:val="24"/>
-        </w:rPr>
-        <w:hyperlink r:id="rId9" w:history="1">
-          <w:r>
-            <w:rPr>
-              <w:rStyle w:val="Hyperlink"/>
-            </w:rPr>
-            <w:t>oge</w:t>
-          </w:r>
-        </w:hyperlink>
-      </w:r>
-      <w:r>
-        <w:rPr>
-          <w:u w:val="single" w:color="0000ff"/>
-          <w:rFonts w:ascii="Charis SIL Regular" w:hAnsi="Charis SIL Regular" w:eastAsia="Charis SIL Regular"/>
-          <w:b w:val="0"/>
-          <w:i w:val="0"/>
-          <w:color w:val="000000"/>
-          <w:sz w:val="24"/>
-        </w:rPr>
-        <w:hyperlink r:id="rId9" w:history="1">
-          <w:r>
-            <w:rPr>
-              <w:rStyle w:val="Hyperlink"/>
-            </w:rPr>
-            <w:t>l</w:t>
-          </w:r>
-        </w:hyperlink>
-      </w:r>
-      <w:r>
-        <w:rPr>
-          <w:rFonts w:ascii="Charis SIL Regular" w:hAnsi="Charis SIL Regular" w:eastAsia="Charis SIL Regular"/>
-          <w:b w:val="0"/>
-          <w:i w:val="0"/>
-          <w:color w:val="000000"/>
-          <w:sz w:val="24"/>
-        </w:rPr>
-        <w:t xml:space="preserve">ijke contacten. </w:t>
+        <w:t xml:space="preserve">informatie en mogelijke contacten. </w:t>
       </w:r>
       <w:r>
         <w:rPr>

--- a/EXPORTS/DOCX/published/niveau1/Dutch/SelectAndDelineate.docx
+++ b/EXPORTS/DOCX/published/niveau1/Dutch/SelectAndDelineate.docx
@@ -424,90 +424,7 @@
           <w:color w:val="000000"/>
           <w:sz w:val="24"/>
         </w:rPr>
-        <w:t>informa</w:t>
-      </w:r>
-      <w:r>
-        <w:rPr>
-          <w:u w:val="single" w:color="0000ff"/>
-          <w:rFonts w:ascii="Charis SIL Regular" w:hAnsi="Charis SIL Regular" w:eastAsia="Charis SIL Regular"/>
-          <w:b w:val="0"/>
-          <w:i w:val="0"/>
-          <w:color w:val="000000"/>
-          <w:sz w:val="24"/>
-        </w:rPr>
-        <w:t>tie en m</w:t>
-      </w:r>
-      <w:r>
-        <w:rPr>
-          <w:u w:val="single" w:color="0000ff"/>
-          <w:rFonts w:ascii="Charis SIL Regular" w:hAnsi="Charis SIL Regular" w:eastAsia="Charis SIL Regular"/>
-          <w:b w:val="0"/>
-          <w:i w:val="0"/>
-          <w:color w:val="000000"/>
-          <w:sz w:val="24"/>
-        </w:rPr>
-        <w:hyperlink r:id="rId9" w:history="1">
-          <w:r>
-            <w:rPr>
-              <w:rStyle w:val="Hyperlink"/>
-            </w:rPr>
-            <w:t>oge</w:t>
-          </w:r>
-        </w:hyperlink>
-      </w:r>
-      <w:r>
-        <w:rPr>
-          <w:u w:val="single" w:color="0000ff"/>
-          <w:rFonts w:ascii="Charis SIL Regular" w:hAnsi="Charis SIL Regular" w:eastAsia="Charis SIL Regular"/>
-          <w:b w:val="0"/>
-          <w:i w:val="0"/>
-          <w:color w:val="000000"/>
-          <w:sz w:val="24"/>
-        </w:rPr>
-        <w:hyperlink r:id="rId9" w:history="1">
-          <w:r>
-            <w:rPr>
-              <w:rStyle w:val="Hyperlink"/>
-            </w:rPr>
-            <w:t>l</w:t>
-          </w:r>
-        </w:hyperlink>
-      </w:r>
-      <w:r>
-        <w:rPr>
-          <w:u w:val="single" w:color="0000ff"/>
-          <w:rFonts w:ascii="Charis SIL Regular" w:hAnsi="Charis SIL Regular" w:eastAsia="Charis SIL Regular"/>
-          <w:b w:val="0"/>
-          <w:i w:val="0"/>
-          <w:color w:val="000000"/>
-          <w:sz w:val="24"/>
-        </w:rPr>
-        <w:hyperlink r:id="rId9" w:history="1">
-          <w:r>
-            <w:rPr>
-              <w:rStyle w:val="Hyperlink"/>
-            </w:rPr>
-            <w:t>ijke</w:t>
-          </w:r>
-        </w:hyperlink>
-      </w:r>
-      <w:r>
-        <w:rPr>
-          <w:u w:val="single" w:color="0000ff"/>
-          <w:rFonts w:ascii="Charis SIL Regular" w:hAnsi="Charis SIL Regular" w:eastAsia="Charis SIL Regular"/>
-          <w:b w:val="0"/>
-          <w:i w:val="0"/>
-          <w:color w:val="000000"/>
-          <w:sz w:val="24"/>
-        </w:rPr>
-        <w:hyperlink r:id="rId9" w:history="1">
-          <w:r>
-            <w:rPr>
-              <w:rStyle w:val="Hyperlink"/>
-            </w:rPr>
-            <w:t xml:space="preserve"> contacten. </w:t>
-          </w:r>
-        </w:hyperlink>
+        <w:t xml:space="preserve">informatie en mogelijke contacten. </w:t>
       </w:r>
       <w:r>
         <w:rPr>

--- a/EXPORTS/DOCX/published/niveau1/Dutch/SelectAndDelineate.docx
+++ b/EXPORTS/DOCX/published/niveau1/Dutch/SelectAndDelineate.docx
@@ -424,7 +424,79 @@
           <w:color w:val="000000"/>
           <w:sz w:val="24"/>
         </w:rPr>
-        <w:t xml:space="preserve">informatie en mogelijke contacten. </w:t>
+        <w:t>informatie en m</w:t>
+      </w:r>
+      <w:r>
+        <w:rPr>
+          <w:u w:val="single" w:color="0000ff"/>
+          <w:rFonts w:ascii="Charis SIL Regular" w:hAnsi="Charis SIL Regular" w:eastAsia="Charis SIL Regular"/>
+          <w:b w:val="0"/>
+          <w:i w:val="0"/>
+          <w:color w:val="000000"/>
+          <w:sz w:val="24"/>
+        </w:rPr>
+        <w:hyperlink r:id="rId9" w:history="1">
+          <w:r>
+            <w:rPr>
+              <w:rStyle w:val="Hyperlink"/>
+            </w:rPr>
+            <w:t>oge</w:t>
+          </w:r>
+        </w:hyperlink>
+      </w:r>
+      <w:r>
+        <w:rPr>
+          <w:u w:val="single" w:color="0000ff"/>
+          <w:rFonts w:ascii="Charis SIL Regular" w:hAnsi="Charis SIL Regular" w:eastAsia="Charis SIL Regular"/>
+          <w:b w:val="0"/>
+          <w:i w:val="0"/>
+          <w:color w:val="000000"/>
+          <w:sz w:val="24"/>
+        </w:rPr>
+        <w:hyperlink r:id="rId9" w:history="1">
+          <w:r>
+            <w:rPr>
+              <w:rStyle w:val="Hyperlink"/>
+            </w:rPr>
+            <w:t>l</w:t>
+          </w:r>
+        </w:hyperlink>
+      </w:r>
+      <w:r>
+        <w:rPr>
+          <w:u w:val="single" w:color="0000ff"/>
+          <w:rFonts w:ascii="Charis SIL Regular" w:hAnsi="Charis SIL Regular" w:eastAsia="Charis SIL Regular"/>
+          <w:b w:val="0"/>
+          <w:i w:val="0"/>
+          <w:color w:val="000000"/>
+          <w:sz w:val="24"/>
+        </w:rPr>
+        <w:hyperlink r:id="rId9" w:history="1">
+          <w:r>
+            <w:rPr>
+              <w:rStyle w:val="Hyperlink"/>
+            </w:rPr>
+            <w:t>ijke</w:t>
+          </w:r>
+        </w:hyperlink>
+      </w:r>
+      <w:r>
+        <w:rPr>
+          <w:u w:val="single" w:color="0000ff"/>
+          <w:rFonts w:ascii="Charis SIL Regular" w:hAnsi="Charis SIL Regular" w:eastAsia="Charis SIL Regular"/>
+          <w:b w:val="0"/>
+          <w:i w:val="0"/>
+          <w:color w:val="000000"/>
+          <w:sz w:val="24"/>
+        </w:rPr>
+        <w:hyperlink r:id="rId9" w:history="1">
+          <w:r>
+            <w:rPr>
+              <w:rStyle w:val="Hyperlink"/>
+            </w:rPr>
+            <w:t xml:space="preserve"> contacten. </w:t>
+          </w:r>
+        </w:hyperlink>
       </w:r>
       <w:r>
         <w:rPr>

--- a/EXPORTS/DOCX/published/niveau1/Dutch/SelectAndDelineate.docx
+++ b/EXPORTS/DOCX/published/niveau1/Dutch/SelectAndDelineate.docx
@@ -435,25 +435,7 @@
           <w:color w:val="000000"/>
           <w:sz w:val="24"/>
         </w:rPr>
-        <w:t>t</w:t>
-      </w:r>
-      <w:r>
-        <w:rPr>
-          <w:u w:val="single" w:color="0000ff"/>
-          <w:rFonts w:ascii="Charis SIL Regular" w:hAnsi="Charis SIL Regular" w:eastAsia="Charis SIL Regular"/>
-          <w:b w:val="0"/>
-          <w:i w:val="0"/>
-          <w:color w:val="000000"/>
-          <w:sz w:val="24"/>
-        </w:rPr>
-        <w:hyperlink r:id="rId9" w:history="1">
-          <w:r>
-            <w:rPr>
-              <w:rStyle w:val="Hyperlink"/>
-            </w:rPr>
-            <w:t>ie en m</w:t>
-          </w:r>
-        </w:hyperlink>
+        <w:t>tie en m</w:t>
       </w:r>
       <w:r>
         <w:rPr>
@@ -482,32 +464,7 @@
           <w:color w:val="000000"/>
           <w:sz w:val="24"/>
         </w:rPr>
-        <w:hyperlink r:id="rId9" w:history="1">
-          <w:r>
-            <w:rPr>
-              <w:rStyle w:val="Hyperlink"/>
-            </w:rPr>
-            <w:t>l</w:t>
-          </w:r>
-        </w:hyperlink>
-      </w:r>
-      <w:r>
-        <w:rPr>
-          <w:u w:val="single" w:color="0000ff"/>
-          <w:rFonts w:ascii="Charis SIL Regular" w:hAnsi="Charis SIL Regular" w:eastAsia="Charis SIL Regular"/>
-          <w:b w:val="0"/>
-          <w:i w:val="0"/>
-          <w:color w:val="000000"/>
-          <w:sz w:val="24"/>
-        </w:rPr>
-        <w:hyperlink r:id="rId9" w:history="1">
-          <w:r>
-            <w:rPr>
-              <w:rStyle w:val="Hyperlink"/>
-            </w:rPr>
-            <w:t>ijke</w:t>
-          </w:r>
-        </w:hyperlink>
+        <w:t>lijke</w:t>
       </w:r>
       <w:r>
         <w:rPr>

--- a/EXPORTS/DOCX/published/niveau1/Dutch/SelectAndDelineate.docx
+++ b/EXPORTS/DOCX/published/niveau1/Dutch/SelectAndDelineate.docx
@@ -435,7 +435,25 @@
           <w:color w:val="000000"/>
           <w:sz w:val="24"/>
         </w:rPr>
-        <w:t>tie en m</w:t>
+        <w:t>t</w:t>
+      </w:r>
+      <w:r>
+        <w:rPr>
+          <w:u w:val="single" w:color="0000ff"/>
+          <w:rFonts w:ascii="Charis SIL Regular" w:hAnsi="Charis SIL Regular" w:eastAsia="Charis SIL Regular"/>
+          <w:b w:val="0"/>
+          <w:i w:val="0"/>
+          <w:color w:val="000000"/>
+          <w:sz w:val="24"/>
+        </w:rPr>
+        <w:hyperlink r:id="rId9" w:history="1">
+          <w:r>
+            <w:rPr>
+              <w:rStyle w:val="Hyperlink"/>
+            </w:rPr>
+            <w:t>ie en m</w:t>
+          </w:r>
+        </w:hyperlink>
       </w:r>
       <w:r>
         <w:rPr>
@@ -457,7 +475,6 @@
       </w:r>
       <w:r>
         <w:rPr>
-          <w:u w:val="single" w:color="0000ff"/>
           <w:rFonts w:ascii="Charis SIL Regular" w:hAnsi="Charis SIL Regular" w:eastAsia="Charis SIL Regular"/>
           <w:b w:val="0"/>
           <w:i w:val="0"/>

--- a/EXPORTS/DOCX/published/niveau1/Dutch/SelectAndDelineate.docx
+++ b/EXPORTS/DOCX/published/niveau1/Dutch/SelectAndDelineate.docx
@@ -424,82 +424,7 @@
           <w:color w:val="000000"/>
           <w:sz w:val="24"/>
         </w:rPr>
-        <w:t>informa</w:t>
-      </w:r>
-      <w:r>
-        <w:rPr>
-          <w:u w:val="single" w:color="0000ff"/>
-          <w:rFonts w:ascii="Charis SIL Regular" w:hAnsi="Charis SIL Regular" w:eastAsia="Charis SIL Regular"/>
-          <w:b w:val="0"/>
-          <w:i w:val="0"/>
-          <w:color w:val="000000"/>
-          <w:sz w:val="24"/>
-        </w:rPr>
-        <w:t>t</w:t>
-      </w:r>
-      <w:r>
-        <w:rPr>
-          <w:u w:val="single" w:color="0000ff"/>
-          <w:rFonts w:ascii="Charis SIL Regular" w:hAnsi="Charis SIL Regular" w:eastAsia="Charis SIL Regular"/>
-          <w:b w:val="0"/>
-          <w:i w:val="0"/>
-          <w:color w:val="000000"/>
-          <w:sz w:val="24"/>
-        </w:rPr>
-        <w:hyperlink r:id="rId9" w:history="1">
-          <w:r>
-            <w:rPr>
-              <w:rStyle w:val="Hyperlink"/>
-            </w:rPr>
-            <w:t>ie en m</w:t>
-          </w:r>
-        </w:hyperlink>
-      </w:r>
-      <w:r>
-        <w:rPr>
-          <w:u w:val="single" w:color="0000ff"/>
-          <w:rFonts w:ascii="Charis SIL Regular" w:hAnsi="Charis SIL Regular" w:eastAsia="Charis SIL Regular"/>
-          <w:b w:val="0"/>
-          <w:i w:val="0"/>
-          <w:color w:val="000000"/>
-          <w:sz w:val="24"/>
-        </w:rPr>
-        <w:hyperlink r:id="rId9" w:history="1">
-          <w:r>
-            <w:rPr>
-              <w:rStyle w:val="Hyperlink"/>
-            </w:rPr>
-            <w:t>oge</w:t>
-          </w:r>
-        </w:hyperlink>
-      </w:r>
-      <w:r>
-        <w:rPr>
-          <w:rFonts w:ascii="Charis SIL Regular" w:hAnsi="Charis SIL Regular" w:eastAsia="Charis SIL Regular"/>
-          <w:b w:val="0"/>
-          <w:i w:val="0"/>
-          <w:color w:val="000000"/>
-          <w:sz w:val="24"/>
-        </w:rPr>
-        <w:t>lijke</w:t>
-      </w:r>
-      <w:r>
-        <w:rPr>
-          <w:u w:val="single" w:color="0000ff"/>
-          <w:rFonts w:ascii="Charis SIL Regular" w:hAnsi="Charis SIL Regular" w:eastAsia="Charis SIL Regular"/>
-          <w:b w:val="0"/>
-          <w:i w:val="0"/>
-          <w:color w:val="000000"/>
-          <w:sz w:val="24"/>
-        </w:rPr>
-        <w:hyperlink r:id="rId9" w:history="1">
-          <w:r>
-            <w:rPr>
-              <w:rStyle w:val="Hyperlink"/>
-            </w:rPr>
-            <w:t xml:space="preserve"> contacten. </w:t>
-          </w:r>
-        </w:hyperlink>
+        <w:t xml:space="preserve">informatie en mogelijke contacten. </w:t>
       </w:r>
       <w:r>
         <w:rPr>

--- a/EXPORTS/DOCX/published/niveau1/Dutch/SelectAndDelineate.docx
+++ b/EXPORTS/DOCX/published/niveau1/Dutch/SelectAndDelineate.docx
@@ -424,7 +424,25 @@
           <w:color w:val="000000"/>
           <w:sz w:val="24"/>
         </w:rPr>
-        <w:t xml:space="preserve">informatie en mogelijke contacten. </w:t>
+        <w:t>informatie en mogelijke</w:t>
+      </w:r>
+      <w:r>
+        <w:rPr>
+          <w:u w:val="single" w:color="0000ff"/>
+          <w:rFonts w:ascii="Charis SIL Regular" w:hAnsi="Charis SIL Regular" w:eastAsia="Charis SIL Regular"/>
+          <w:b w:val="0"/>
+          <w:i w:val="0"/>
+          <w:color w:val="000000"/>
+          <w:sz w:val="24"/>
+        </w:rPr>
+        <w:hyperlink r:id="rId9" w:history="1">
+          <w:r>
+            <w:rPr>
+              <w:rStyle w:val="Hyperlink"/>
+            </w:rPr>
+            <w:t xml:space="preserve"> contacten. </w:t>
+          </w:r>
+        </w:hyperlink>
       </w:r>
       <w:r>
         <w:rPr>

--- a/EXPORTS/DOCX/published/niveau1/Dutch/SelectAndDelineate.docx
+++ b/EXPORTS/DOCX/published/niveau1/Dutch/SelectAndDelineate.docx
@@ -424,7 +424,72 @@
           <w:color w:val="000000"/>
           <w:sz w:val="24"/>
         </w:rPr>
-        <w:t>informatie en mogelijke</w:t>
+        <w:t>informa</w:t>
+      </w:r>
+      <w:r>
+        <w:rPr>
+          <w:u w:val="single" w:color="0000ff"/>
+          <w:rFonts w:ascii="Charis SIL Regular" w:hAnsi="Charis SIL Regular" w:eastAsia="Charis SIL Regular"/>
+          <w:b w:val="0"/>
+          <w:i w:val="0"/>
+          <w:color w:val="000000"/>
+          <w:sz w:val="24"/>
+        </w:rPr>
+        <w:t>tie en m</w:t>
+      </w:r>
+      <w:r>
+        <w:rPr>
+          <w:u w:val="single" w:color="0000ff"/>
+          <w:rFonts w:ascii="Charis SIL Regular" w:hAnsi="Charis SIL Regular" w:eastAsia="Charis SIL Regular"/>
+          <w:b w:val="0"/>
+          <w:i w:val="0"/>
+          <w:color w:val="000000"/>
+          <w:sz w:val="24"/>
+        </w:rPr>
+        <w:hyperlink r:id="rId9" w:history="1">
+          <w:r>
+            <w:rPr>
+              <w:rStyle w:val="Hyperlink"/>
+            </w:rPr>
+            <w:t>oge</w:t>
+          </w:r>
+        </w:hyperlink>
+      </w:r>
+      <w:r>
+        <w:rPr>
+          <w:u w:val="single" w:color="0000ff"/>
+          <w:rFonts w:ascii="Charis SIL Regular" w:hAnsi="Charis SIL Regular" w:eastAsia="Charis SIL Regular"/>
+          <w:b w:val="0"/>
+          <w:i w:val="0"/>
+          <w:color w:val="000000"/>
+          <w:sz w:val="24"/>
+        </w:rPr>
+        <w:hyperlink r:id="rId9" w:history="1">
+          <w:r>
+            <w:rPr>
+              <w:rStyle w:val="Hyperlink"/>
+            </w:rPr>
+            <w:t>l</w:t>
+          </w:r>
+        </w:hyperlink>
+      </w:r>
+      <w:r>
+        <w:rPr>
+          <w:u w:val="single" w:color="0000ff"/>
+          <w:rFonts w:ascii="Charis SIL Regular" w:hAnsi="Charis SIL Regular" w:eastAsia="Charis SIL Regular"/>
+          <w:b w:val="0"/>
+          <w:i w:val="0"/>
+          <w:color w:val="000000"/>
+          <w:sz w:val="24"/>
+        </w:rPr>
+        <w:hyperlink r:id="rId9" w:history="1">
+          <w:r>
+            <w:rPr>
+              <w:rStyle w:val="Hyperlink"/>
+            </w:rPr>
+            <w:t>ijke</w:t>
+          </w:r>
+        </w:hyperlink>
       </w:r>
       <w:r>
         <w:rPr>

--- a/EXPORTS/DOCX/published/niveau1/Dutch/SelectAndDelineate.docx
+++ b/EXPORTS/DOCX/published/niveau1/Dutch/SelectAndDelineate.docx
@@ -435,79 +435,7 @@
           <w:color w:val="000000"/>
           <w:sz w:val="24"/>
         </w:rPr>
-        <w:t>tie en m</w:t>
-      </w:r>
-      <w:r>
-        <w:rPr>
-          <w:u w:val="single" w:color="0000ff"/>
-          <w:rFonts w:ascii="Charis SIL Regular" w:hAnsi="Charis SIL Regular" w:eastAsia="Charis SIL Regular"/>
-          <w:b w:val="0"/>
-          <w:i w:val="0"/>
-          <w:color w:val="000000"/>
-          <w:sz w:val="24"/>
-        </w:rPr>
-        <w:hyperlink r:id="rId9" w:history="1">
-          <w:r>
-            <w:rPr>
-              <w:rStyle w:val="Hyperlink"/>
-            </w:rPr>
-            <w:t>oge</w:t>
-          </w:r>
-        </w:hyperlink>
-      </w:r>
-      <w:r>
-        <w:rPr>
-          <w:u w:val="single" w:color="0000ff"/>
-          <w:rFonts w:ascii="Charis SIL Regular" w:hAnsi="Charis SIL Regular" w:eastAsia="Charis SIL Regular"/>
-          <w:b w:val="0"/>
-          <w:i w:val="0"/>
-          <w:color w:val="000000"/>
-          <w:sz w:val="24"/>
-        </w:rPr>
-        <w:hyperlink r:id="rId9" w:history="1">
-          <w:r>
-            <w:rPr>
-              <w:rStyle w:val="Hyperlink"/>
-            </w:rPr>
-            <w:t>l</w:t>
-          </w:r>
-        </w:hyperlink>
-      </w:r>
-      <w:r>
-        <w:rPr>
-          <w:u w:val="single" w:color="0000ff"/>
-          <w:rFonts w:ascii="Charis SIL Regular" w:hAnsi="Charis SIL Regular" w:eastAsia="Charis SIL Regular"/>
-          <w:b w:val="0"/>
-          <w:i w:val="0"/>
-          <w:color w:val="000000"/>
-          <w:sz w:val="24"/>
-        </w:rPr>
-        <w:hyperlink r:id="rId9" w:history="1">
-          <w:r>
-            <w:rPr>
-              <w:rStyle w:val="Hyperlink"/>
-            </w:rPr>
-            <w:t>ijke</w:t>
-          </w:r>
-        </w:hyperlink>
-      </w:r>
-      <w:r>
-        <w:rPr>
-          <w:u w:val="single" w:color="0000ff"/>
-          <w:rFonts w:ascii="Charis SIL Regular" w:hAnsi="Charis SIL Regular" w:eastAsia="Charis SIL Regular"/>
-          <w:b w:val="0"/>
-          <w:i w:val="0"/>
-          <w:color w:val="000000"/>
-          <w:sz w:val="24"/>
-        </w:rPr>
-        <w:hyperlink r:id="rId9" w:history="1">
-          <w:r>
-            <w:rPr>
-              <w:rStyle w:val="Hyperlink"/>
-            </w:rPr>
-            <w:t xml:space="preserve"> contacten. </w:t>
-          </w:r>
-        </w:hyperlink>
+        <w:t xml:space="preserve">tie en mogelijke contacten. </w:t>
       </w:r>
       <w:r>
         <w:rPr>

--- a/EXPORTS/DOCX/published/niveau1/Dutch/SelectAndDelineate.docx
+++ b/EXPORTS/DOCX/published/niveau1/Dutch/SelectAndDelineate.docx
@@ -424,7 +424,7 @@
           <w:color w:val="000000"/>
           <w:sz w:val="24"/>
         </w:rPr>
-        <w:t>informa</w:t>
+        <w:t>informatie en mogelijke</w:t>
       </w:r>
       <w:r>
         <w:rPr>
@@ -435,7 +435,14 @@
           <w:color w:val="000000"/>
           <w:sz w:val="24"/>
         </w:rPr>
-        <w:t xml:space="preserve">tie en mogelijke contacten. </w:t>
+        <w:hyperlink r:id="rId9" w:history="1">
+          <w:r>
+            <w:rPr>
+              <w:rStyle w:val="Hyperlink"/>
+            </w:rPr>
+            <w:t xml:space="preserve"> contacten. </w:t>
+          </w:r>
+        </w:hyperlink>
       </w:r>
       <w:r>
         <w:rPr>

--- a/EXPORTS/DOCX/published/niveau1/Dutch/SelectAndDelineate.docx
+++ b/EXPORTS/DOCX/published/niveau1/Dutch/SelectAndDelineate.docx
@@ -424,7 +424,64 @@
           <w:color w:val="000000"/>
           <w:sz w:val="24"/>
         </w:rPr>
-        <w:t>informatie en mogelijke</w:t>
+        <w:t>informa</w:t>
+      </w:r>
+      <w:r>
+        <w:rPr>
+          <w:u w:val="single" w:color="0000ff"/>
+          <w:rFonts w:ascii="Charis SIL Regular" w:hAnsi="Charis SIL Regular" w:eastAsia="Charis SIL Regular"/>
+          <w:b w:val="0"/>
+          <w:i w:val="0"/>
+          <w:color w:val="000000"/>
+          <w:sz w:val="24"/>
+        </w:rPr>
+        <w:t>t</w:t>
+      </w:r>
+      <w:r>
+        <w:rPr>
+          <w:u w:val="single" w:color="0000ff"/>
+          <w:rFonts w:ascii="Charis SIL Regular" w:hAnsi="Charis SIL Regular" w:eastAsia="Charis SIL Regular"/>
+          <w:b w:val="0"/>
+          <w:i w:val="0"/>
+          <w:color w:val="000000"/>
+          <w:sz w:val="24"/>
+        </w:rPr>
+        <w:hyperlink r:id="rId9" w:history="1">
+          <w:r>
+            <w:rPr>
+              <w:rStyle w:val="Hyperlink"/>
+            </w:rPr>
+            <w:t>ie en m</w:t>
+          </w:r>
+        </w:hyperlink>
+      </w:r>
+      <w:r>
+        <w:rPr>
+          <w:u w:val="single" w:color="0000ff"/>
+          <w:rFonts w:ascii="Charis SIL Regular" w:hAnsi="Charis SIL Regular" w:eastAsia="Charis SIL Regular"/>
+          <w:b w:val="0"/>
+          <w:i w:val="0"/>
+          <w:color w:val="000000"/>
+          <w:sz w:val="24"/>
+        </w:rPr>
+        <w:hyperlink r:id="rId9" w:history="1">
+          <w:r>
+            <w:rPr>
+              <w:rStyle w:val="Hyperlink"/>
+            </w:rPr>
+            <w:t>oge</w:t>
+          </w:r>
+        </w:hyperlink>
+      </w:r>
+      <w:r>
+        <w:rPr>
+          <w:rFonts w:ascii="Charis SIL Regular" w:hAnsi="Charis SIL Regular" w:eastAsia="Charis SIL Regular"/>
+          <w:b w:val="0"/>
+          <w:i w:val="0"/>
+          <w:color w:val="000000"/>
+          <w:sz w:val="24"/>
+        </w:rPr>
+        <w:t>lijke</w:t>
       </w:r>
       <w:r>
         <w:rPr>

--- a/EXPORTS/DOCX/published/niveau1/Dutch/SelectAndDelineate.docx
+++ b/EXPORTS/DOCX/published/niveau1/Dutch/SelectAndDelineate.docx
@@ -475,13 +475,39 @@
       </w:r>
       <w:r>
         <w:rPr>
+          <w:u w:val="single" w:color="0000ff"/>
           <w:rFonts w:ascii="Charis SIL Regular" w:hAnsi="Charis SIL Regular" w:eastAsia="Charis SIL Regular"/>
           <w:b w:val="0"/>
           <w:i w:val="0"/>
           <w:color w:val="000000"/>
           <w:sz w:val="24"/>
         </w:rPr>
-        <w:t>lijke</w:t>
+        <w:hyperlink r:id="rId9" w:history="1">
+          <w:r>
+            <w:rPr>
+              <w:rStyle w:val="Hyperlink"/>
+            </w:rPr>
+            <w:t>l</w:t>
+          </w:r>
+        </w:hyperlink>
+      </w:r>
+      <w:r>
+        <w:rPr>
+          <w:u w:val="single" w:color="0000ff"/>
+          <w:rFonts w:ascii="Charis SIL Regular" w:hAnsi="Charis SIL Regular" w:eastAsia="Charis SIL Regular"/>
+          <w:b w:val="0"/>
+          <w:i w:val="0"/>
+          <w:color w:val="000000"/>
+          <w:sz w:val="24"/>
+        </w:rPr>
+        <w:hyperlink r:id="rId9" w:history="1">
+          <w:r>
+            <w:rPr>
+              <w:rStyle w:val="Hyperlink"/>
+            </w:rPr>
+            <w:t>ijke</w:t>
+          </w:r>
+        </w:hyperlink>
       </w:r>
       <w:r>
         <w:rPr>

--- a/EXPORTS/DOCX/published/niveau1/Dutch/SelectAndDelineate.docx
+++ b/EXPORTS/DOCX/published/niveau1/Dutch/SelectAndDelineate.docx
@@ -424,7 +424,18 @@
           <w:color w:val="000000"/>
           <w:sz w:val="24"/>
         </w:rPr>
-        <w:t>informatie en mogelijke</w:t>
+        <w:t>informa</w:t>
+      </w:r>
+      <w:r>
+        <w:rPr>
+          <w:u w:val="single" w:color="0000ff"/>
+          <w:rFonts w:ascii="Charis SIL Regular" w:hAnsi="Charis SIL Regular" w:eastAsia="Charis SIL Regular"/>
+          <w:b w:val="0"/>
+          <w:i w:val="0"/>
+          <w:color w:val="000000"/>
+          <w:sz w:val="24"/>
+        </w:rPr>
+        <w:t>tie en mogelijke</w:t>
       </w:r>
       <w:r>
         <w:rPr>

--- a/EXPORTS/DOCX/published/niveau1/Dutch/SelectAndDelineate.docx
+++ b/EXPORTS/DOCX/published/niveau1/Dutch/SelectAndDelineate.docx
@@ -424,36 +424,7 @@
           <w:color w:val="000000"/>
           <w:sz w:val="24"/>
         </w:rPr>
-        <w:t>informa</w:t>
-      </w:r>
-      <w:r>
-        <w:rPr>
-          <w:u w:val="single" w:color="0000ff"/>
-          <w:rFonts w:ascii="Charis SIL Regular" w:hAnsi="Charis SIL Regular" w:eastAsia="Charis SIL Regular"/>
-          <w:b w:val="0"/>
-          <w:i w:val="0"/>
-          <w:color w:val="000000"/>
-          <w:sz w:val="24"/>
-        </w:rPr>
-        <w:t>t</w:t>
-      </w:r>
-      <w:r>
-        <w:rPr>
-          <w:u w:val="single" w:color="0000ff"/>
-          <w:rFonts w:ascii="Charis SIL Regular" w:hAnsi="Charis SIL Regular" w:eastAsia="Charis SIL Regular"/>
-          <w:b w:val="0"/>
-          <w:i w:val="0"/>
-          <w:color w:val="000000"/>
-          <w:sz w:val="24"/>
-        </w:rPr>
-        <w:hyperlink r:id="rId9" w:history="1">
-          <w:r>
-            <w:rPr>
-              <w:rStyle w:val="Hyperlink"/>
-            </w:rPr>
-            <w:t>ie en m</w:t>
-          </w:r>
-        </w:hyperlink>
+        <w:t>informatie en m</w:t>
       </w:r>
       <w:r>
         <w:rPr>

--- a/EXPORTS/DOCX/published/niveau1/Dutch/SelectAndDelineate.docx
+++ b/EXPORTS/DOCX/published/niveau1/Dutch/SelectAndDelineate.docx
@@ -424,79 +424,7 @@
           <w:color w:val="000000"/>
           <w:sz w:val="24"/>
         </w:rPr>
-        <w:t>informatie en m</w:t>
-      </w:r>
-      <w:r>
-        <w:rPr>
-          <w:u w:val="single" w:color="0000ff"/>
-          <w:rFonts w:ascii="Charis SIL Regular" w:hAnsi="Charis SIL Regular" w:eastAsia="Charis SIL Regular"/>
-          <w:b w:val="0"/>
-          <w:i w:val="0"/>
-          <w:color w:val="000000"/>
-          <w:sz w:val="24"/>
-        </w:rPr>
-        <w:hyperlink r:id="rId9" w:history="1">
-          <w:r>
-            <w:rPr>
-              <w:rStyle w:val="Hyperlink"/>
-            </w:rPr>
-            <w:t>oge</w:t>
-          </w:r>
-        </w:hyperlink>
-      </w:r>
-      <w:r>
-        <w:rPr>
-          <w:u w:val="single" w:color="0000ff"/>
-          <w:rFonts w:ascii="Charis SIL Regular" w:hAnsi="Charis SIL Regular" w:eastAsia="Charis SIL Regular"/>
-          <w:b w:val="0"/>
-          <w:i w:val="0"/>
-          <w:color w:val="000000"/>
-          <w:sz w:val="24"/>
-        </w:rPr>
-        <w:hyperlink r:id="rId9" w:history="1">
-          <w:r>
-            <w:rPr>
-              <w:rStyle w:val="Hyperlink"/>
-            </w:rPr>
-            <w:t>l</w:t>
-          </w:r>
-        </w:hyperlink>
-      </w:r>
-      <w:r>
-        <w:rPr>
-          <w:u w:val="single" w:color="0000ff"/>
-          <w:rFonts w:ascii="Charis SIL Regular" w:hAnsi="Charis SIL Regular" w:eastAsia="Charis SIL Regular"/>
-          <w:b w:val="0"/>
-          <w:i w:val="0"/>
-          <w:color w:val="000000"/>
-          <w:sz w:val="24"/>
-        </w:rPr>
-        <w:hyperlink r:id="rId9" w:history="1">
-          <w:r>
-            <w:rPr>
-              <w:rStyle w:val="Hyperlink"/>
-            </w:rPr>
-            <w:t>ijke</w:t>
-          </w:r>
-        </w:hyperlink>
-      </w:r>
-      <w:r>
-        <w:rPr>
-          <w:u w:val="single" w:color="0000ff"/>
-          <w:rFonts w:ascii="Charis SIL Regular" w:hAnsi="Charis SIL Regular" w:eastAsia="Charis SIL Regular"/>
-          <w:b w:val="0"/>
-          <w:i w:val="0"/>
-          <w:color w:val="000000"/>
-          <w:sz w:val="24"/>
-        </w:rPr>
-        <w:hyperlink r:id="rId9" w:history="1">
-          <w:r>
-            <w:rPr>
-              <w:rStyle w:val="Hyperlink"/>
-            </w:rPr>
-            <w:t xml:space="preserve"> contacten. </w:t>
-          </w:r>
-        </w:hyperlink>
+        <w:t xml:space="preserve">informatie en mogelijke contacten. </w:t>
       </w:r>
       <w:r>
         <w:rPr>

--- a/EXPORTS/DOCX/published/niveau1/Dutch/SelectAndDelineate.docx
+++ b/EXPORTS/DOCX/published/niveau1/Dutch/SelectAndDelineate.docx
@@ -424,7 +424,82 @@
           <w:color w:val="000000"/>
           <w:sz w:val="24"/>
         </w:rPr>
-        <w:t xml:space="preserve">informatie en mogelijke contacten. </w:t>
+        <w:t>informa</w:t>
+      </w:r>
+      <w:r>
+        <w:rPr>
+          <w:u w:val="single" w:color="0000ff"/>
+          <w:rFonts w:ascii="Charis SIL Regular" w:hAnsi="Charis SIL Regular" w:eastAsia="Charis SIL Regular"/>
+          <w:b w:val="0"/>
+          <w:i w:val="0"/>
+          <w:color w:val="000000"/>
+          <w:sz w:val="24"/>
+        </w:rPr>
+        <w:t>t</w:t>
+      </w:r>
+      <w:r>
+        <w:rPr>
+          <w:u w:val="single" w:color="0000ff"/>
+          <w:rFonts w:ascii="Charis SIL Regular" w:hAnsi="Charis SIL Regular" w:eastAsia="Charis SIL Regular"/>
+          <w:b w:val="0"/>
+          <w:i w:val="0"/>
+          <w:color w:val="000000"/>
+          <w:sz w:val="24"/>
+        </w:rPr>
+        <w:hyperlink r:id="rId9" w:history="1">
+          <w:r>
+            <w:rPr>
+              <w:rStyle w:val="Hyperlink"/>
+            </w:rPr>
+            <w:t>ie en m</w:t>
+          </w:r>
+        </w:hyperlink>
+      </w:r>
+      <w:r>
+        <w:rPr>
+          <w:u w:val="single" w:color="0000ff"/>
+          <w:rFonts w:ascii="Charis SIL Regular" w:hAnsi="Charis SIL Regular" w:eastAsia="Charis SIL Regular"/>
+          <w:b w:val="0"/>
+          <w:i w:val="0"/>
+          <w:color w:val="000000"/>
+          <w:sz w:val="24"/>
+        </w:rPr>
+        <w:hyperlink r:id="rId9" w:history="1">
+          <w:r>
+            <w:rPr>
+              <w:rStyle w:val="Hyperlink"/>
+            </w:rPr>
+            <w:t>oge</w:t>
+          </w:r>
+        </w:hyperlink>
+      </w:r>
+      <w:r>
+        <w:rPr>
+          <w:rFonts w:ascii="Charis SIL Regular" w:hAnsi="Charis SIL Regular" w:eastAsia="Charis SIL Regular"/>
+          <w:b w:val="0"/>
+          <w:i w:val="0"/>
+          <w:color w:val="000000"/>
+          <w:sz w:val="24"/>
+        </w:rPr>
+        <w:t>lijke</w:t>
+      </w:r>
+      <w:r>
+        <w:rPr>
+          <w:u w:val="single" w:color="0000ff"/>
+          <w:rFonts w:ascii="Charis SIL Regular" w:hAnsi="Charis SIL Regular" w:eastAsia="Charis SIL Regular"/>
+          <w:b w:val="0"/>
+          <w:i w:val="0"/>
+          <w:color w:val="000000"/>
+          <w:sz w:val="24"/>
+        </w:rPr>
+        <w:hyperlink r:id="rId9" w:history="1">
+          <w:r>
+            <w:rPr>
+              <w:rStyle w:val="Hyperlink"/>
+            </w:rPr>
+            <w:t xml:space="preserve"> contacten. </w:t>
+          </w:r>
+        </w:hyperlink>
       </w:r>
       <w:r>
         <w:rPr>

--- a/EXPORTS/DOCX/published/niveau1/Dutch/SelectAndDelineate.docx
+++ b/EXPORTS/DOCX/published/niveau1/Dutch/SelectAndDelineate.docx
@@ -424,36 +424,7 @@
           <w:color w:val="000000"/>
           <w:sz w:val="24"/>
         </w:rPr>
-        <w:t>informa</w:t>
-      </w:r>
-      <w:r>
-        <w:rPr>
-          <w:u w:val="single" w:color="0000ff"/>
-          <w:rFonts w:ascii="Charis SIL Regular" w:hAnsi="Charis SIL Regular" w:eastAsia="Charis SIL Regular"/>
-          <w:b w:val="0"/>
-          <w:i w:val="0"/>
-          <w:color w:val="000000"/>
-          <w:sz w:val="24"/>
-        </w:rPr>
-        <w:t>t</w:t>
-      </w:r>
-      <w:r>
-        <w:rPr>
-          <w:u w:val="single" w:color="0000ff"/>
-          <w:rFonts w:ascii="Charis SIL Regular" w:hAnsi="Charis SIL Regular" w:eastAsia="Charis SIL Regular"/>
-          <w:b w:val="0"/>
-          <w:i w:val="0"/>
-          <w:color w:val="000000"/>
-          <w:sz w:val="24"/>
-        </w:rPr>
-        <w:hyperlink r:id="rId9" w:history="1">
-          <w:r>
-            <w:rPr>
-              <w:rStyle w:val="Hyperlink"/>
-            </w:rPr>
-            <w:t>ie en m</w:t>
-          </w:r>
-        </w:hyperlink>
+        <w:t>informatie en m</w:t>
       </w:r>
       <w:r>
         <w:rPr>
@@ -475,13 +446,21 @@
       </w:r>
       <w:r>
         <w:rPr>
+          <w:u w:val="single" w:color="0000ff"/>
           <w:rFonts w:ascii="Charis SIL Regular" w:hAnsi="Charis SIL Regular" w:eastAsia="Charis SIL Regular"/>
           <w:b w:val="0"/>
           <w:i w:val="0"/>
           <w:color w:val="000000"/>
           <w:sz w:val="24"/>
         </w:rPr>
-        <w:t>lijke</w:t>
+        <w:hyperlink r:id="rId9" w:history="1">
+          <w:r>
+            <w:rPr>
+              <w:rStyle w:val="Hyperlink"/>
+            </w:rPr>
+            <w:t>l</w:t>
+          </w:r>
+        </w:hyperlink>
       </w:r>
       <w:r>
         <w:rPr>
@@ -497,9 +476,19 @@
             <w:rPr>
               <w:rStyle w:val="Hyperlink"/>
             </w:rPr>
-            <w:t xml:space="preserve"> contacten. </w:t>
+            <w:t>ijke</w:t>
           </w:r>
         </w:hyperlink>
+      </w:r>
+      <w:r>
+        <w:rPr>
+          <w:rFonts w:ascii="Charis SIL Regular" w:hAnsi="Charis SIL Regular" w:eastAsia="Charis SIL Regular"/>
+          <w:b w:val="0"/>
+          <w:i w:val="0"/>
+          <w:color w:val="000000"/>
+          <w:sz w:val="24"/>
+        </w:rPr>
+        <w:t xml:space="preserve"> contacten. </w:t>
       </w:r>
       <w:r>
         <w:rPr>

--- a/EXPORTS/DOCX/published/niveau1/Dutch/SelectAndDelineate.docx
+++ b/EXPORTS/DOCX/published/niveau1/Dutch/SelectAndDelineate.docx
@@ -424,71 +424,7 @@
           <w:color w:val="000000"/>
           <w:sz w:val="24"/>
         </w:rPr>
-        <w:t>informatie en m</w:t>
-      </w:r>
-      <w:r>
-        <w:rPr>
-          <w:u w:val="single" w:color="0000ff"/>
-          <w:rFonts w:ascii="Charis SIL Regular" w:hAnsi="Charis SIL Regular" w:eastAsia="Charis SIL Regular"/>
-          <w:b w:val="0"/>
-          <w:i w:val="0"/>
-          <w:color w:val="000000"/>
-          <w:sz w:val="24"/>
-        </w:rPr>
-        <w:hyperlink r:id="rId9" w:history="1">
-          <w:r>
-            <w:rPr>
-              <w:rStyle w:val="Hyperlink"/>
-            </w:rPr>
-            <w:t>oge</w:t>
-          </w:r>
-        </w:hyperlink>
-      </w:r>
-      <w:r>
-        <w:rPr>
-          <w:u w:val="single" w:color="0000ff"/>
-          <w:rFonts w:ascii="Charis SIL Regular" w:hAnsi="Charis SIL Regular" w:eastAsia="Charis SIL Regular"/>
-          <w:b w:val="0"/>
-          <w:i w:val="0"/>
-          <w:color w:val="000000"/>
-          <w:sz w:val="24"/>
-        </w:rPr>
-        <w:hyperlink r:id="rId9" w:history="1">
-          <w:r>
-            <w:rPr>
-              <w:rStyle w:val="Hyperlink"/>
-            </w:rPr>
-            <w:t>l</w:t>
-          </w:r>
-        </w:hyperlink>
-      </w:r>
-      <w:r>
-        <w:rPr>
-          <w:u w:val="single" w:color="0000ff"/>
-          <w:rFonts w:ascii="Charis SIL Regular" w:hAnsi="Charis SIL Regular" w:eastAsia="Charis SIL Regular"/>
-          <w:b w:val="0"/>
-          <w:i w:val="0"/>
-          <w:color w:val="000000"/>
-          <w:sz w:val="24"/>
-        </w:rPr>
-        <w:hyperlink r:id="rId9" w:history="1">
-          <w:r>
-            <w:rPr>
-              <w:rStyle w:val="Hyperlink"/>
-            </w:rPr>
-            <w:t>ijke</w:t>
-          </w:r>
-        </w:hyperlink>
-      </w:r>
-      <w:r>
-        <w:rPr>
-          <w:rFonts w:ascii="Charis SIL Regular" w:hAnsi="Charis SIL Regular" w:eastAsia="Charis SIL Regular"/>
-          <w:b w:val="0"/>
-          <w:i w:val="0"/>
-          <w:color w:val="000000"/>
-          <w:sz w:val="24"/>
-        </w:rPr>
-        <w:t xml:space="preserve"> contacten. </w:t>
+        <w:t xml:space="preserve">informatie en mogelijke contacten. </w:t>
       </w:r>
       <w:r>
         <w:rPr>

--- a/EXPORTS/DOCX/published/niveau1/Dutch/SelectAndDelineate.docx
+++ b/EXPORTS/DOCX/published/niveau1/Dutch/SelectAndDelineate.docx
@@ -424,7 +424,46 @@
           <w:color w:val="000000"/>
           <w:sz w:val="24"/>
         </w:rPr>
-        <w:t xml:space="preserve">informatie en mogelijke contacten. </w:t>
+        <w:t>informa</w:t>
+      </w:r>
+      <w:r>
+        <w:rPr>
+          <w:u w:val="single" w:color="0000ff"/>
+          <w:rFonts w:ascii="Charis SIL Regular" w:hAnsi="Charis SIL Regular" w:eastAsia="Charis SIL Regular"/>
+          <w:b w:val="0"/>
+          <w:i w:val="0"/>
+          <w:color w:val="000000"/>
+          <w:sz w:val="24"/>
+        </w:rPr>
+        <w:t>t</w:t>
+      </w:r>
+      <w:r>
+        <w:rPr>
+          <w:u w:val="single" w:color="0000ff"/>
+          <w:rFonts w:ascii="Charis SIL Regular" w:hAnsi="Charis SIL Regular" w:eastAsia="Charis SIL Regular"/>
+          <w:b w:val="0"/>
+          <w:i w:val="0"/>
+          <w:color w:val="000000"/>
+          <w:sz w:val="24"/>
+        </w:rPr>
+        <w:hyperlink r:id="rId9" w:history="1">
+          <w:r>
+            <w:rPr>
+              <w:rStyle w:val="Hyperlink"/>
+            </w:rPr>
+            <w:t>ie en m</w:t>
+          </w:r>
+        </w:hyperlink>
+      </w:r>
+      <w:r>
+        <w:rPr>
+          <w:rFonts w:ascii="Charis SIL Regular" w:hAnsi="Charis SIL Regular" w:eastAsia="Charis SIL Regular"/>
+          <w:b w:val="0"/>
+          <w:i w:val="0"/>
+          <w:color w:val="000000"/>
+          <w:sz w:val="24"/>
+        </w:rPr>
+        <w:t xml:space="preserve">ogelijke contacten. </w:t>
       </w:r>
       <w:r>
         <w:rPr>

--- a/EXPORTS/DOCX/published/niveau1/Dutch/SelectAndDelineate.docx
+++ b/EXPORTS/DOCX/published/niveau1/Dutch/SelectAndDelineate.docx
@@ -457,13 +457,31 @@
       </w:r>
       <w:r>
         <w:rPr>
+          <w:u w:val="single" w:color="0000ff"/>
           <w:rFonts w:ascii="Charis SIL Regular" w:hAnsi="Charis SIL Regular" w:eastAsia="Charis SIL Regular"/>
           <w:b w:val="0"/>
           <w:i w:val="0"/>
           <w:color w:val="000000"/>
           <w:sz w:val="24"/>
         </w:rPr>
-        <w:t xml:space="preserve">ogelijke contacten. </w:t>
+        <w:hyperlink r:id="rId9" w:history="1">
+          <w:r>
+            <w:rPr>
+              <w:rStyle w:val="Hyperlink"/>
+            </w:rPr>
+            <w:t>oge</w:t>
+          </w:r>
+        </w:hyperlink>
+      </w:r>
+      <w:r>
+        <w:rPr>
+          <w:rFonts w:ascii="Charis SIL Regular" w:hAnsi="Charis SIL Regular" w:eastAsia="Charis SIL Regular"/>
+          <w:b w:val="0"/>
+          <w:i w:val="0"/>
+          <w:color w:val="000000"/>
+          <w:sz w:val="24"/>
+        </w:rPr>
+        <w:t xml:space="preserve">lijke contacten. </w:t>
       </w:r>
       <w:r>
         <w:rPr>

--- a/EXPORTS/DOCX/published/niveau1/Dutch/SelectAndDelineate.docx
+++ b/EXPORTS/DOCX/published/niveau1/Dutch/SelectAndDelineate.docx
@@ -435,7 +435,7 @@
           <w:color w:val="000000"/>
           <w:sz w:val="24"/>
         </w:rPr>
-        <w:t>t</w:t>
+        <w:t>tie en mogelijke</w:t>
       </w:r>
       <w:r>
         <w:rPr>
@@ -451,37 +451,9 @@
             <w:rPr>
               <w:rStyle w:val="Hyperlink"/>
             </w:rPr>
-            <w:t>ie en m</w:t>
+            <w:t xml:space="preserve"> contacten. </w:t>
           </w:r>
         </w:hyperlink>
-      </w:r>
-      <w:r>
-        <w:rPr>
-          <w:u w:val="single" w:color="0000ff"/>
-          <w:rFonts w:ascii="Charis SIL Regular" w:hAnsi="Charis SIL Regular" w:eastAsia="Charis SIL Regular"/>
-          <w:b w:val="0"/>
-          <w:i w:val="0"/>
-          <w:color w:val="000000"/>
-          <w:sz w:val="24"/>
-        </w:rPr>
-        <w:hyperlink r:id="rId9" w:history="1">
-          <w:r>
-            <w:rPr>
-              <w:rStyle w:val="Hyperlink"/>
-            </w:rPr>
-            <w:t>oge</w:t>
-          </w:r>
-        </w:hyperlink>
-      </w:r>
-      <w:r>
-        <w:rPr>
-          <w:rFonts w:ascii="Charis SIL Regular" w:hAnsi="Charis SIL Regular" w:eastAsia="Charis SIL Regular"/>
-          <w:b w:val="0"/>
-          <w:i w:val="0"/>
-          <w:color w:val="000000"/>
-          <w:sz w:val="24"/>
-        </w:rPr>
-        <w:t xml:space="preserve">lijke contacten. </w:t>
       </w:r>
       <w:r>
         <w:rPr>

--- a/EXPORTS/DOCX/published/niveau1/Dutch/SelectAndDelineate.docx
+++ b/EXPORTS/DOCX/published/niveau1/Dutch/SelectAndDelineate.docx
@@ -435,7 +435,61 @@
           <w:color w:val="000000"/>
           <w:sz w:val="24"/>
         </w:rPr>
-        <w:t>tie en mogelijke</w:t>
+        <w:t>tie en m</w:t>
+      </w:r>
+      <w:r>
+        <w:rPr>
+          <w:u w:val="single" w:color="0000ff"/>
+          <w:rFonts w:ascii="Charis SIL Regular" w:hAnsi="Charis SIL Regular" w:eastAsia="Charis SIL Regular"/>
+          <w:b w:val="0"/>
+          <w:i w:val="0"/>
+          <w:color w:val="000000"/>
+          <w:sz w:val="24"/>
+        </w:rPr>
+        <w:hyperlink r:id="rId9" w:history="1">
+          <w:r>
+            <w:rPr>
+              <w:rStyle w:val="Hyperlink"/>
+            </w:rPr>
+            <w:t>oge</w:t>
+          </w:r>
+        </w:hyperlink>
+      </w:r>
+      <w:r>
+        <w:rPr>
+          <w:u w:val="single" w:color="0000ff"/>
+          <w:rFonts w:ascii="Charis SIL Regular" w:hAnsi="Charis SIL Regular" w:eastAsia="Charis SIL Regular"/>
+          <w:b w:val="0"/>
+          <w:i w:val="0"/>
+          <w:color w:val="000000"/>
+          <w:sz w:val="24"/>
+        </w:rPr>
+        <w:hyperlink r:id="rId9" w:history="1">
+          <w:r>
+            <w:rPr>
+              <w:rStyle w:val="Hyperlink"/>
+            </w:rPr>
+            <w:t>l</w:t>
+          </w:r>
+        </w:hyperlink>
+      </w:r>
+      <w:r>
+        <w:rPr>
+          <w:u w:val="single" w:color="0000ff"/>
+          <w:rFonts w:ascii="Charis SIL Regular" w:hAnsi="Charis SIL Regular" w:eastAsia="Charis SIL Regular"/>
+          <w:b w:val="0"/>
+          <w:i w:val="0"/>
+          <w:color w:val="000000"/>
+          <w:sz w:val="24"/>
+        </w:rPr>
+        <w:hyperlink r:id="rId9" w:history="1">
+          <w:r>
+            <w:rPr>
+              <w:rStyle w:val="Hyperlink"/>
+            </w:rPr>
+            <w:t>ijke</w:t>
+          </w:r>
+        </w:hyperlink>
       </w:r>
       <w:r>
         <w:rPr>

--- a/EXPORTS/DOCX/published/niveau1/Dutch/SelectAndDelineate.docx
+++ b/EXPORTS/DOCX/published/niveau1/Dutch/SelectAndDelineate.docx
@@ -424,72 +424,7 @@
           <w:color w:val="000000"/>
           <w:sz w:val="24"/>
         </w:rPr>
-        <w:t>informa</w:t>
-      </w:r>
-      <w:r>
-        <w:rPr>
-          <w:u w:val="single" w:color="0000ff"/>
-          <w:rFonts w:ascii="Charis SIL Regular" w:hAnsi="Charis SIL Regular" w:eastAsia="Charis SIL Regular"/>
-          <w:b w:val="0"/>
-          <w:i w:val="0"/>
-          <w:color w:val="000000"/>
-          <w:sz w:val="24"/>
-        </w:rPr>
-        <w:t>tie en m</w:t>
-      </w:r>
-      <w:r>
-        <w:rPr>
-          <w:u w:val="single" w:color="0000ff"/>
-          <w:rFonts w:ascii="Charis SIL Regular" w:hAnsi="Charis SIL Regular" w:eastAsia="Charis SIL Regular"/>
-          <w:b w:val="0"/>
-          <w:i w:val="0"/>
-          <w:color w:val="000000"/>
-          <w:sz w:val="24"/>
-        </w:rPr>
-        <w:hyperlink r:id="rId9" w:history="1">
-          <w:r>
-            <w:rPr>
-              <w:rStyle w:val="Hyperlink"/>
-            </w:rPr>
-            <w:t>oge</w:t>
-          </w:r>
-        </w:hyperlink>
-      </w:r>
-      <w:r>
-        <w:rPr>
-          <w:u w:val="single" w:color="0000ff"/>
-          <w:rFonts w:ascii="Charis SIL Regular" w:hAnsi="Charis SIL Regular" w:eastAsia="Charis SIL Regular"/>
-          <w:b w:val="0"/>
-          <w:i w:val="0"/>
-          <w:color w:val="000000"/>
-          <w:sz w:val="24"/>
-        </w:rPr>
-        <w:hyperlink r:id="rId9" w:history="1">
-          <w:r>
-            <w:rPr>
-              <w:rStyle w:val="Hyperlink"/>
-            </w:rPr>
-            <w:t>l</w:t>
-          </w:r>
-        </w:hyperlink>
-      </w:r>
-      <w:r>
-        <w:rPr>
-          <w:u w:val="single" w:color="0000ff"/>
-          <w:rFonts w:ascii="Charis SIL Regular" w:hAnsi="Charis SIL Regular" w:eastAsia="Charis SIL Regular"/>
-          <w:b w:val="0"/>
-          <w:i w:val="0"/>
-          <w:color w:val="000000"/>
-          <w:sz w:val="24"/>
-        </w:rPr>
-        <w:hyperlink r:id="rId9" w:history="1">
-          <w:r>
-            <w:rPr>
-              <w:rStyle w:val="Hyperlink"/>
-            </w:rPr>
-            <w:t>ijke</w:t>
-          </w:r>
-        </w:hyperlink>
+        <w:t>informatie en mogelijke</w:t>
       </w:r>
       <w:r>
         <w:rPr>

--- a/EXPORTS/DOCX/published/niveau1/Dutch/SelectAndDelineate.docx
+++ b/EXPORTS/DOCX/published/niveau1/Dutch/SelectAndDelineate.docx
@@ -424,7 +424,18 @@
           <w:color w:val="000000"/>
           <w:sz w:val="24"/>
         </w:rPr>
-        <w:t>informatie en mogelijke</w:t>
+        <w:t>informa</w:t>
+      </w:r>
+      <w:r>
+        <w:rPr>
+          <w:u w:val="single" w:color="0000ff"/>
+          <w:rFonts w:ascii="Charis SIL Regular" w:hAnsi="Charis SIL Regular" w:eastAsia="Charis SIL Regular"/>
+          <w:b w:val="0"/>
+          <w:i w:val="0"/>
+          <w:color w:val="000000"/>
+          <w:sz w:val="24"/>
+        </w:rPr>
+        <w:t>tie en m</w:t>
       </w:r>
       <w:r>
         <w:rPr>
@@ -440,9 +451,38 @@
             <w:rPr>
               <w:rStyle w:val="Hyperlink"/>
             </w:rPr>
-            <w:t xml:space="preserve"> contacten. </w:t>
+            <w:t>oge</w:t>
           </w:r>
         </w:hyperlink>
+      </w:r>
+      <w:r>
+        <w:rPr>
+          <w:u w:val="single" w:color="0000ff"/>
+          <w:rFonts w:ascii="Charis SIL Regular" w:hAnsi="Charis SIL Regular" w:eastAsia="Charis SIL Regular"/>
+          <w:b w:val="0"/>
+          <w:i w:val="0"/>
+          <w:color w:val="000000"/>
+          <w:sz w:val="24"/>
+        </w:rPr>
+        <w:hyperlink r:id="rId9" w:history="1">
+          <w:r>
+            <w:rPr>
+              <w:rStyle w:val="Hyperlink"/>
+            </w:rPr>
+            <w:t>l</w:t>
+          </w:r>
+        </w:hyperlink>
+      </w:r>
+      <w:r>
+        <w:rPr>
+          <w:u w:val="single" w:color="0000ff"/>
+          <w:rFonts w:ascii="Charis SIL Regular" w:hAnsi="Charis SIL Regular" w:eastAsia="Charis SIL Regular"/>
+          <w:b w:val="0"/>
+          <w:i w:val="0"/>
+          <w:color w:val="000000"/>
+          <w:sz w:val="24"/>
+        </w:rPr>
+        <w:t xml:space="preserve">ijke contacten. </w:t>
       </w:r>
       <w:r>
         <w:rPr>

--- a/EXPORTS/DOCX/published/niveau1/Dutch/SelectAndDelineate.docx
+++ b/EXPORTS/DOCX/published/niveau1/Dutch/SelectAndDelineate.docx
@@ -435,7 +435,25 @@
           <w:color w:val="000000"/>
           <w:sz w:val="24"/>
         </w:rPr>
-        <w:t>tie en m</w:t>
+        <w:t>t</w:t>
+      </w:r>
+      <w:r>
+        <w:rPr>
+          <w:u w:val="single" w:color="0000ff"/>
+          <w:rFonts w:ascii="Charis SIL Regular" w:hAnsi="Charis SIL Regular" w:eastAsia="Charis SIL Regular"/>
+          <w:b w:val="0"/>
+          <w:i w:val="0"/>
+          <w:color w:val="000000"/>
+          <w:sz w:val="24"/>
+        </w:rPr>
+        <w:hyperlink r:id="rId9" w:history="1">
+          <w:r>
+            <w:rPr>
+              <w:rStyle w:val="Hyperlink"/>
+            </w:rPr>
+            <w:t>ie en m</w:t>
+          </w:r>
+        </w:hyperlink>
       </w:r>
       <w:r>
         <w:rPr>
@@ -482,7 +500,32 @@
           <w:color w:val="000000"/>
           <w:sz w:val="24"/>
         </w:rPr>
-        <w:t xml:space="preserve">ijke contacten. </w:t>
+        <w:hyperlink r:id="rId9" w:history="1">
+          <w:r>
+            <w:rPr>
+              <w:rStyle w:val="Hyperlink"/>
+            </w:rPr>
+            <w:t>ijke</w:t>
+          </w:r>
+        </w:hyperlink>
+      </w:r>
+      <w:r>
+        <w:rPr>
+          <w:u w:val="single" w:color="0000ff"/>
+          <w:rFonts w:ascii="Charis SIL Regular" w:hAnsi="Charis SIL Regular" w:eastAsia="Charis SIL Regular"/>
+          <w:b w:val="0"/>
+          <w:i w:val="0"/>
+          <w:color w:val="000000"/>
+          <w:sz w:val="24"/>
+        </w:rPr>
+        <w:hyperlink r:id="rId9" w:history="1">
+          <w:r>
+            <w:rPr>
+              <w:rStyle w:val="Hyperlink"/>
+            </w:rPr>
+            <w:t xml:space="preserve"> contacten. </w:t>
+          </w:r>
+        </w:hyperlink>
       </w:r>
       <w:r>
         <w:rPr>

--- a/EXPORTS/DOCX/published/niveau1/Dutch/SelectAndDelineate.docx
+++ b/EXPORTS/DOCX/published/niveau1/Dutch/SelectAndDelineate.docx
@@ -424,18 +424,7 @@
           <w:color w:val="000000"/>
           <w:sz w:val="24"/>
         </w:rPr>
-        <w:t>informa</w:t>
-      </w:r>
-      <w:r>
-        <w:rPr>
-          <w:u w:val="single" w:color="0000ff"/>
-          <w:rFonts w:ascii="Charis SIL Regular" w:hAnsi="Charis SIL Regular" w:eastAsia="Charis SIL Regular"/>
-          <w:b w:val="0"/>
-          <w:i w:val="0"/>
-          <w:color w:val="000000"/>
-          <w:sz w:val="24"/>
-        </w:rPr>
-        <w:t>tie en mogelijke</w:t>
+        <w:t>informatie en mogelijke</w:t>
       </w:r>
       <w:r>
         <w:rPr>

--- a/EXPORTS/DOCX/published/niveau1/Dutch/SelectAndDelineate.docx
+++ b/EXPORTS/DOCX/published/niveau1/Dutch/SelectAndDelineate.docx
@@ -424,7 +424,90 @@
           <w:color w:val="000000"/>
           <w:sz w:val="24"/>
         </w:rPr>
-        <w:t>informatie en mogelijke</w:t>
+        <w:t>informa</w:t>
+      </w:r>
+      <w:r>
+        <w:rPr>
+          <w:u w:val="single" w:color="0000ff"/>
+          <w:rFonts w:ascii="Charis SIL Regular" w:hAnsi="Charis SIL Regular" w:eastAsia="Charis SIL Regular"/>
+          <w:b w:val="0"/>
+          <w:i w:val="0"/>
+          <w:color w:val="000000"/>
+          <w:sz w:val="24"/>
+        </w:rPr>
+        <w:t>t</w:t>
+      </w:r>
+      <w:r>
+        <w:rPr>
+          <w:u w:val="single" w:color="0000ff"/>
+          <w:rFonts w:ascii="Charis SIL Regular" w:hAnsi="Charis SIL Regular" w:eastAsia="Charis SIL Regular"/>
+          <w:b w:val="0"/>
+          <w:i w:val="0"/>
+          <w:color w:val="000000"/>
+          <w:sz w:val="24"/>
+        </w:rPr>
+        <w:hyperlink r:id="rId9" w:history="1">
+          <w:r>
+            <w:rPr>
+              <w:rStyle w:val="Hyperlink"/>
+            </w:rPr>
+            <w:t>ie en m</w:t>
+          </w:r>
+        </w:hyperlink>
+      </w:r>
+      <w:r>
+        <w:rPr>
+          <w:u w:val="single" w:color="0000ff"/>
+          <w:rFonts w:ascii="Charis SIL Regular" w:hAnsi="Charis SIL Regular" w:eastAsia="Charis SIL Regular"/>
+          <w:b w:val="0"/>
+          <w:i w:val="0"/>
+          <w:color w:val="000000"/>
+          <w:sz w:val="24"/>
+        </w:rPr>
+        <w:hyperlink r:id="rId9" w:history="1">
+          <w:r>
+            <w:rPr>
+              <w:rStyle w:val="Hyperlink"/>
+            </w:rPr>
+            <w:t>oge</w:t>
+          </w:r>
+        </w:hyperlink>
+      </w:r>
+      <w:r>
+        <w:rPr>
+          <w:u w:val="single" w:color="0000ff"/>
+          <w:rFonts w:ascii="Charis SIL Regular" w:hAnsi="Charis SIL Regular" w:eastAsia="Charis SIL Regular"/>
+          <w:b w:val="0"/>
+          <w:i w:val="0"/>
+          <w:color w:val="000000"/>
+          <w:sz w:val="24"/>
+        </w:rPr>
+        <w:hyperlink r:id="rId9" w:history="1">
+          <w:r>
+            <w:rPr>
+              <w:rStyle w:val="Hyperlink"/>
+            </w:rPr>
+            <w:t>l</w:t>
+          </w:r>
+        </w:hyperlink>
+      </w:r>
+      <w:r>
+        <w:rPr>
+          <w:u w:val="single" w:color="0000ff"/>
+          <w:rFonts w:ascii="Charis SIL Regular" w:hAnsi="Charis SIL Regular" w:eastAsia="Charis SIL Regular"/>
+          <w:b w:val="0"/>
+          <w:i w:val="0"/>
+          <w:color w:val="000000"/>
+          <w:sz w:val="24"/>
+        </w:rPr>
+        <w:hyperlink r:id="rId9" w:history="1">
+          <w:r>
+            <w:rPr>
+              <w:rStyle w:val="Hyperlink"/>
+            </w:rPr>
+            <w:t>ijke</w:t>
+          </w:r>
+        </w:hyperlink>
       </w:r>
       <w:r>
         <w:rPr>

--- a/EXPORTS/DOCX/published/niveau1/Dutch/SelectAndDelineate.docx
+++ b/EXPORTS/DOCX/published/niveau1/Dutch/SelectAndDelineate.docx
@@ -435,97 +435,7 @@
           <w:color w:val="000000"/>
           <w:sz w:val="24"/>
         </w:rPr>
-        <w:t>t</w:t>
-      </w:r>
-      <w:r>
-        <w:rPr>
-          <w:u w:val="single" w:color="0000ff"/>
-          <w:rFonts w:ascii="Charis SIL Regular" w:hAnsi="Charis SIL Regular" w:eastAsia="Charis SIL Regular"/>
-          <w:b w:val="0"/>
-          <w:i w:val="0"/>
-          <w:color w:val="000000"/>
-          <w:sz w:val="24"/>
-        </w:rPr>
-        <w:hyperlink r:id="rId9" w:history="1">
-          <w:r>
-            <w:rPr>
-              <w:rStyle w:val="Hyperlink"/>
-            </w:rPr>
-            <w:t>ie en m</w:t>
-          </w:r>
-        </w:hyperlink>
-      </w:r>
-      <w:r>
-        <w:rPr>
-          <w:u w:val="single" w:color="0000ff"/>
-          <w:rFonts w:ascii="Charis SIL Regular" w:hAnsi="Charis SIL Regular" w:eastAsia="Charis SIL Regular"/>
-          <w:b w:val="0"/>
-          <w:i w:val="0"/>
-          <w:color w:val="000000"/>
-          <w:sz w:val="24"/>
-        </w:rPr>
-        <w:hyperlink r:id="rId9" w:history="1">
-          <w:r>
-            <w:rPr>
-              <w:rStyle w:val="Hyperlink"/>
-            </w:rPr>
-            <w:t>oge</w:t>
-          </w:r>
-        </w:hyperlink>
-      </w:r>
-      <w:r>
-        <w:rPr>
-          <w:u w:val="single" w:color="0000ff"/>
-          <w:rFonts w:ascii="Charis SIL Regular" w:hAnsi="Charis SIL Regular" w:eastAsia="Charis SIL Regular"/>
-          <w:b w:val="0"/>
-          <w:i w:val="0"/>
-          <w:color w:val="000000"/>
-          <w:sz w:val="24"/>
-        </w:rPr>
-        <w:hyperlink r:id="rId9" w:history="1">
-          <w:r>
-            <w:rPr>
-              <w:rStyle w:val="Hyperlink"/>
-            </w:rPr>
-            <w:t>l</w:t>
-          </w:r>
-        </w:hyperlink>
-      </w:r>
-      <w:r>
-        <w:rPr>
-          <w:u w:val="single" w:color="0000ff"/>
-          <w:rFonts w:ascii="Charis SIL Regular" w:hAnsi="Charis SIL Regular" w:eastAsia="Charis SIL Regular"/>
-          <w:b w:val="0"/>
-          <w:i w:val="0"/>
-          <w:color w:val="000000"/>
-          <w:sz w:val="24"/>
-        </w:rPr>
-        <w:hyperlink r:id="rId9" w:history="1">
-          <w:r>
-            <w:rPr>
-              <w:rStyle w:val="Hyperlink"/>
-            </w:rPr>
-            <w:t>ijke</w:t>
-          </w:r>
-        </w:hyperlink>
-      </w:r>
-      <w:r>
-        <w:rPr>
-          <w:u w:val="single" w:color="0000ff"/>
-          <w:rFonts w:ascii="Charis SIL Regular" w:hAnsi="Charis SIL Regular" w:eastAsia="Charis SIL Regular"/>
-          <w:b w:val="0"/>
-          <w:i w:val="0"/>
-          <w:color w:val="000000"/>
-          <w:sz w:val="24"/>
-        </w:rPr>
-        <w:hyperlink r:id="rId9" w:history="1">
-          <w:r>
-            <w:rPr>
-              <w:rStyle w:val="Hyperlink"/>
-            </w:rPr>
-            <w:t xml:space="preserve"> contacten. </w:t>
-          </w:r>
-        </w:hyperlink>
+        <w:t xml:space="preserve">tie en mogelijke contacten. </w:t>
       </w:r>
       <w:r>
         <w:rPr>

--- a/EXPORTS/DOCX/published/niveau1/Dutch/SelectAndDelineate.docx
+++ b/EXPORTS/DOCX/published/niveau1/Dutch/SelectAndDelineate.docx
@@ -424,65 +424,7 @@
           <w:color w:val="000000"/>
           <w:sz w:val="24"/>
         </w:rPr>
-        <w:t>informa</w:t>
-      </w:r>
-      <w:r>
-        <w:rPr>
-          <w:u w:val="single" w:color="0000ff"/>
-          <w:rFonts w:ascii="Charis SIL Regular" w:hAnsi="Charis SIL Regular" w:eastAsia="Charis SIL Regular"/>
-          <w:b w:val="0"/>
-          <w:i w:val="0"/>
-          <w:color w:val="000000"/>
-          <w:sz w:val="24"/>
-        </w:rPr>
-        <w:t>tie en m</w:t>
-      </w:r>
-      <w:r>
-        <w:rPr>
-          <w:u w:val="single" w:color="0000ff"/>
-          <w:rFonts w:ascii="Charis SIL Regular" w:hAnsi="Charis SIL Regular" w:eastAsia="Charis SIL Regular"/>
-          <w:b w:val="0"/>
-          <w:i w:val="0"/>
-          <w:color w:val="000000"/>
-          <w:sz w:val="24"/>
-        </w:rPr>
-        <w:hyperlink r:id="rId9" w:history="1">
-          <w:r>
-            <w:rPr>
-              <w:rStyle w:val="Hyperlink"/>
-            </w:rPr>
-            <w:t>oge</w:t>
-          </w:r>
-        </w:hyperlink>
-      </w:r>
-      <w:r>
-        <w:rPr>
-          <w:u w:val="single" w:color="0000ff"/>
-          <w:rFonts w:ascii="Charis SIL Regular" w:hAnsi="Charis SIL Regular" w:eastAsia="Charis SIL Regular"/>
-          <w:b w:val="0"/>
-          <w:i w:val="0"/>
-          <w:color w:val="000000"/>
-          <w:sz w:val="24"/>
-        </w:rPr>
-        <w:hyperlink r:id="rId9" w:history="1">
-          <w:r>
-            <w:rPr>
-              <w:rStyle w:val="Hyperlink"/>
-            </w:rPr>
-            <w:t>l</w:t>
-          </w:r>
-        </w:hyperlink>
-      </w:r>
-      <w:r>
-        <w:rPr>
-          <w:u w:val="single" w:color="0000ff"/>
-          <w:rFonts w:ascii="Charis SIL Regular" w:hAnsi="Charis SIL Regular" w:eastAsia="Charis SIL Regular"/>
-          <w:b w:val="0"/>
-          <w:i w:val="0"/>
-          <w:color w:val="000000"/>
-          <w:sz w:val="24"/>
-        </w:rPr>
-        <w:t xml:space="preserve">ijke contacten. </w:t>
+        <w:t xml:space="preserve">informatie en mogelijke contacten. </w:t>
       </w:r>
       <w:r>
         <w:rPr>

--- a/EXPORTS/DOCX/published/niveau1/Dutch/SelectAndDelineate.docx
+++ b/EXPORTS/DOCX/published/niveau1/Dutch/SelectAndDelineate.docx
@@ -424,18 +424,7 @@
           <w:color w:val="000000"/>
           <w:sz w:val="24"/>
         </w:rPr>
-        <w:t>informa</w:t>
-      </w:r>
-      <w:r>
-        <w:rPr>
-          <w:u w:val="single" w:color="0000ff"/>
-          <w:rFonts w:ascii="Charis SIL Regular" w:hAnsi="Charis SIL Regular" w:eastAsia="Charis SIL Regular"/>
-          <w:b w:val="0"/>
-          <w:i w:val="0"/>
-          <w:color w:val="000000"/>
-          <w:sz w:val="24"/>
-        </w:rPr>
-        <w:t>tie en m</w:t>
+        <w:t>informatie en m</w:t>
       </w:r>
       <w:r>
         <w:rPr>
@@ -493,21 +482,13 @@
       </w:r>
       <w:r>
         <w:rPr>
-          <w:u w:val="single" w:color="0000ff"/>
           <w:rFonts w:ascii="Charis SIL Regular" w:hAnsi="Charis SIL Regular" w:eastAsia="Charis SIL Regular"/>
           <w:b w:val="0"/>
           <w:i w:val="0"/>
           <w:color w:val="000000"/>
           <w:sz w:val="24"/>
         </w:rPr>
-        <w:hyperlink r:id="rId9" w:history="1">
-          <w:r>
-            <w:rPr>
-              <w:rStyle w:val="Hyperlink"/>
-            </w:rPr>
-            <w:t xml:space="preserve"> contacten. </w:t>
-          </w:r>
-        </w:hyperlink>
+        <w:t xml:space="preserve"> contacten. </w:t>
       </w:r>
       <w:r>
         <w:rPr>

--- a/EXPORTS/DOCX/published/niveau1/Dutch/SelectAndDelineate.docx
+++ b/EXPORTS/DOCX/published/niveau1/Dutch/SelectAndDelineate.docx
@@ -424,7 +424,18 @@
           <w:color w:val="000000"/>
           <w:sz w:val="24"/>
         </w:rPr>
-        <w:t>informatie en m</w:t>
+        <w:t>informa</w:t>
+      </w:r>
+      <w:r>
+        <w:rPr>
+          <w:u w:val="single" w:color="0000ff"/>
+          <w:rFonts w:ascii="Charis SIL Regular" w:hAnsi="Charis SIL Regular" w:eastAsia="Charis SIL Regular"/>
+          <w:b w:val="0"/>
+          <w:i w:val="0"/>
+          <w:color w:val="000000"/>
+          <w:sz w:val="24"/>
+        </w:rPr>
+        <w:t>tie en m</w:t>
       </w:r>
       <w:r>
         <w:rPr>
@@ -482,13 +493,21 @@
       </w:r>
       <w:r>
         <w:rPr>
+          <w:u w:val="single" w:color="0000ff"/>
           <w:rFonts w:ascii="Charis SIL Regular" w:hAnsi="Charis SIL Regular" w:eastAsia="Charis SIL Regular"/>
           <w:b w:val="0"/>
           <w:i w:val="0"/>
           <w:color w:val="000000"/>
           <w:sz w:val="24"/>
         </w:rPr>
-        <w:t xml:space="preserve"> contacten. </w:t>
+        <w:hyperlink r:id="rId9" w:history="1">
+          <w:r>
+            <w:rPr>
+              <w:rStyle w:val="Hyperlink"/>
+            </w:rPr>
+            <w:t xml:space="preserve"> contacten. </w:t>
+          </w:r>
+        </w:hyperlink>
       </w:r>
       <w:r>
         <w:rPr>

--- a/EXPORTS/DOCX/published/niveau1/Dutch/SelectAndDelineate.docx
+++ b/EXPORTS/DOCX/published/niveau1/Dutch/SelectAndDelineate.docx
@@ -424,36 +424,7 @@
           <w:color w:val="000000"/>
           <w:sz w:val="24"/>
         </w:rPr>
-        <w:t>informa</w:t>
-      </w:r>
-      <w:r>
-        <w:rPr>
-          <w:u w:val="single" w:color="0000ff"/>
-          <w:rFonts w:ascii="Charis SIL Regular" w:hAnsi="Charis SIL Regular" w:eastAsia="Charis SIL Regular"/>
-          <w:b w:val="0"/>
-          <w:i w:val="0"/>
-          <w:color w:val="000000"/>
-          <w:sz w:val="24"/>
-        </w:rPr>
-        <w:t>t</w:t>
-      </w:r>
-      <w:r>
-        <w:rPr>
-          <w:u w:val="single" w:color="0000ff"/>
-          <w:rFonts w:ascii="Charis SIL Regular" w:hAnsi="Charis SIL Regular" w:eastAsia="Charis SIL Regular"/>
-          <w:b w:val="0"/>
-          <w:i w:val="0"/>
-          <w:color w:val="000000"/>
-          <w:sz w:val="24"/>
-        </w:rPr>
-        <w:hyperlink r:id="rId9" w:history="1">
-          <w:r>
-            <w:rPr>
-              <w:rStyle w:val="Hyperlink"/>
-            </w:rPr>
-            <w:t>ie en m</w:t>
-          </w:r>
-        </w:hyperlink>
+        <w:t>informatie en m</w:t>
       </w:r>
       <w:r>
         <w:rPr>
@@ -475,39 +446,13 @@
       </w:r>
       <w:r>
         <w:rPr>
-          <w:u w:val="single" w:color="0000ff"/>
           <w:rFonts w:ascii="Charis SIL Regular" w:hAnsi="Charis SIL Regular" w:eastAsia="Charis SIL Regular"/>
           <w:b w:val="0"/>
           <w:i w:val="0"/>
           <w:color w:val="000000"/>
           <w:sz w:val="24"/>
         </w:rPr>
-        <w:hyperlink r:id="rId9" w:history="1">
-          <w:r>
-            <w:rPr>
-              <w:rStyle w:val="Hyperlink"/>
-            </w:rPr>
-            <w:t>l</w:t>
-          </w:r>
-        </w:hyperlink>
-      </w:r>
-      <w:r>
-        <w:rPr>
-          <w:u w:val="single" w:color="0000ff"/>
-          <w:rFonts w:ascii="Charis SIL Regular" w:hAnsi="Charis SIL Regular" w:eastAsia="Charis SIL Regular"/>
-          <w:b w:val="0"/>
-          <w:i w:val="0"/>
-          <w:color w:val="000000"/>
-          <w:sz w:val="24"/>
-        </w:rPr>
-        <w:hyperlink r:id="rId9" w:history="1">
-          <w:r>
-            <w:rPr>
-              <w:rStyle w:val="Hyperlink"/>
-            </w:rPr>
-            <w:t>ijke</w:t>
-          </w:r>
-        </w:hyperlink>
+        <w:t>lijke</w:t>
       </w:r>
       <w:r>
         <w:rPr>

--- a/EXPORTS/DOCX/published/niveau1/Dutch/SelectAndDelineate.docx
+++ b/EXPORTS/DOCX/published/niveau1/Dutch/SelectAndDelineate.docx
@@ -424,7 +424,36 @@
           <w:color w:val="000000"/>
           <w:sz w:val="24"/>
         </w:rPr>
-        <w:t>informatie en m</w:t>
+        <w:t>informa</w:t>
+      </w:r>
+      <w:r>
+        <w:rPr>
+          <w:u w:val="single" w:color="0000ff"/>
+          <w:rFonts w:ascii="Charis SIL Regular" w:hAnsi="Charis SIL Regular" w:eastAsia="Charis SIL Regular"/>
+          <w:b w:val="0"/>
+          <w:i w:val="0"/>
+          <w:color w:val="000000"/>
+          <w:sz w:val="24"/>
+        </w:rPr>
+        <w:t>t</w:t>
+      </w:r>
+      <w:r>
+        <w:rPr>
+          <w:u w:val="single" w:color="0000ff"/>
+          <w:rFonts w:ascii="Charis SIL Regular" w:hAnsi="Charis SIL Regular" w:eastAsia="Charis SIL Regular"/>
+          <w:b w:val="0"/>
+          <w:i w:val="0"/>
+          <w:color w:val="000000"/>
+          <w:sz w:val="24"/>
+        </w:rPr>
+        <w:hyperlink r:id="rId9" w:history="1">
+          <w:r>
+            <w:rPr>
+              <w:rStyle w:val="Hyperlink"/>
+            </w:rPr>
+            <w:t>ie en m</w:t>
+          </w:r>
+        </w:hyperlink>
       </w:r>
       <w:r>
         <w:rPr>
@@ -446,16 +475,6 @@
       </w:r>
       <w:r>
         <w:rPr>
-          <w:rFonts w:ascii="Charis SIL Regular" w:hAnsi="Charis SIL Regular" w:eastAsia="Charis SIL Regular"/>
-          <w:b w:val="0"/>
-          <w:i w:val="0"/>
-          <w:color w:val="000000"/>
-          <w:sz w:val="24"/>
-        </w:rPr>
-        <w:t>lijke</w:t>
-      </w:r>
-      <w:r>
-        <w:rPr>
           <w:u w:val="single" w:color="0000ff"/>
           <w:rFonts w:ascii="Charis SIL Regular" w:hAnsi="Charis SIL Regular" w:eastAsia="Charis SIL Regular"/>
           <w:b w:val="0"/>
@@ -468,9 +487,20 @@
             <w:rPr>
               <w:rStyle w:val="Hyperlink"/>
             </w:rPr>
-            <w:t xml:space="preserve"> contacten. </w:t>
+            <w:t>l</w:t>
           </w:r>
         </w:hyperlink>
+      </w:r>
+      <w:r>
+        <w:rPr>
+          <w:u w:val="single" w:color="0000ff"/>
+          <w:rFonts w:ascii="Charis SIL Regular" w:hAnsi="Charis SIL Regular" w:eastAsia="Charis SIL Regular"/>
+          <w:b w:val="0"/>
+          <w:i w:val="0"/>
+          <w:color w:val="000000"/>
+          <w:sz w:val="24"/>
+        </w:rPr>
+        <w:t xml:space="preserve">ijke contacten. </w:t>
       </w:r>
       <w:r>
         <w:rPr>

--- a/EXPORTS/DOCX/published/niveau1/Dutch/SelectAndDelineate.docx
+++ b/EXPORTS/DOCX/published/niveau1/Dutch/SelectAndDelineate.docx
@@ -435,72 +435,7 @@
           <w:color w:val="000000"/>
           <w:sz w:val="24"/>
         </w:rPr>
-        <w:t>t</w:t>
-      </w:r>
-      <w:r>
-        <w:rPr>
-          <w:u w:val="single" w:color="0000ff"/>
-          <w:rFonts w:ascii="Charis SIL Regular" w:hAnsi="Charis SIL Regular" w:eastAsia="Charis SIL Regular"/>
-          <w:b w:val="0"/>
-          <w:i w:val="0"/>
-          <w:color w:val="000000"/>
-          <w:sz w:val="24"/>
-        </w:rPr>
-        <w:hyperlink r:id="rId9" w:history="1">
-          <w:r>
-            <w:rPr>
-              <w:rStyle w:val="Hyperlink"/>
-            </w:rPr>
-            <w:t>ie en m</w:t>
-          </w:r>
-        </w:hyperlink>
-      </w:r>
-      <w:r>
-        <w:rPr>
-          <w:u w:val="single" w:color="0000ff"/>
-          <w:rFonts w:ascii="Charis SIL Regular" w:hAnsi="Charis SIL Regular" w:eastAsia="Charis SIL Regular"/>
-          <w:b w:val="0"/>
-          <w:i w:val="0"/>
-          <w:color w:val="000000"/>
-          <w:sz w:val="24"/>
-        </w:rPr>
-        <w:hyperlink r:id="rId9" w:history="1">
-          <w:r>
-            <w:rPr>
-              <w:rStyle w:val="Hyperlink"/>
-            </w:rPr>
-            <w:t>oge</w:t>
-          </w:r>
-        </w:hyperlink>
-      </w:r>
-      <w:r>
-        <w:rPr>
-          <w:u w:val="single" w:color="0000ff"/>
-          <w:rFonts w:ascii="Charis SIL Regular" w:hAnsi="Charis SIL Regular" w:eastAsia="Charis SIL Regular"/>
-          <w:b w:val="0"/>
-          <w:i w:val="0"/>
-          <w:color w:val="000000"/>
-          <w:sz w:val="24"/>
-        </w:rPr>
-        <w:hyperlink r:id="rId9" w:history="1">
-          <w:r>
-            <w:rPr>
-              <w:rStyle w:val="Hyperlink"/>
-            </w:rPr>
-            <w:t>l</w:t>
-          </w:r>
-        </w:hyperlink>
-      </w:r>
-      <w:r>
-        <w:rPr>
-          <w:u w:val="single" w:color="0000ff"/>
-          <w:rFonts w:ascii="Charis SIL Regular" w:hAnsi="Charis SIL Regular" w:eastAsia="Charis SIL Regular"/>
-          <w:b w:val="0"/>
-          <w:i w:val="0"/>
-          <w:color w:val="000000"/>
-          <w:sz w:val="24"/>
-        </w:rPr>
-        <w:t xml:space="preserve">ijke contacten. </w:t>
+        <w:t xml:space="preserve">tie en mogelijke contacten. </w:t>
       </w:r>
       <w:r>
         <w:rPr>

--- a/EXPORTS/DOCX/published/niveau1/Dutch/SelectAndDelineate.docx
+++ b/EXPORTS/DOCX/published/niveau1/Dutch/SelectAndDelineate.docx
@@ -435,7 +435,71 @@
           <w:color w:val="000000"/>
           <w:sz w:val="24"/>
         </w:rPr>
-        <w:t xml:space="preserve">tie en mogelijke contacten. </w:t>
+        <w:t>tie en m</w:t>
+      </w:r>
+      <w:r>
+        <w:rPr>
+          <w:u w:val="single" w:color="0000ff"/>
+          <w:rFonts w:ascii="Charis SIL Regular" w:hAnsi="Charis SIL Regular" w:eastAsia="Charis SIL Regular"/>
+          <w:b w:val="0"/>
+          <w:i w:val="0"/>
+          <w:color w:val="000000"/>
+          <w:sz w:val="24"/>
+        </w:rPr>
+        <w:hyperlink r:id="rId9" w:history="1">
+          <w:r>
+            <w:rPr>
+              <w:rStyle w:val="Hyperlink"/>
+            </w:rPr>
+            <w:t>oge</w:t>
+          </w:r>
+        </w:hyperlink>
+      </w:r>
+      <w:r>
+        <w:rPr>
+          <w:u w:val="single" w:color="0000ff"/>
+          <w:rFonts w:ascii="Charis SIL Regular" w:hAnsi="Charis SIL Regular" w:eastAsia="Charis SIL Regular"/>
+          <w:b w:val="0"/>
+          <w:i w:val="0"/>
+          <w:color w:val="000000"/>
+          <w:sz w:val="24"/>
+        </w:rPr>
+        <w:hyperlink r:id="rId9" w:history="1">
+          <w:r>
+            <w:rPr>
+              <w:rStyle w:val="Hyperlink"/>
+            </w:rPr>
+            <w:t>l</w:t>
+          </w:r>
+        </w:hyperlink>
+      </w:r>
+      <w:r>
+        <w:rPr>
+          <w:u w:val="single" w:color="0000ff"/>
+          <w:rFonts w:ascii="Charis SIL Regular" w:hAnsi="Charis SIL Regular" w:eastAsia="Charis SIL Regular"/>
+          <w:b w:val="0"/>
+          <w:i w:val="0"/>
+          <w:color w:val="000000"/>
+          <w:sz w:val="24"/>
+        </w:rPr>
+        <w:hyperlink r:id="rId9" w:history="1">
+          <w:r>
+            <w:rPr>
+              <w:rStyle w:val="Hyperlink"/>
+            </w:rPr>
+            <w:t>ijke</w:t>
+          </w:r>
+        </w:hyperlink>
+      </w:r>
+      <w:r>
+        <w:rPr>
+          <w:rFonts w:ascii="Charis SIL Regular" w:hAnsi="Charis SIL Regular" w:eastAsia="Charis SIL Regular"/>
+          <w:b w:val="0"/>
+          <w:i w:val="0"/>
+          <w:color w:val="000000"/>
+          <w:sz w:val="24"/>
+        </w:rPr>
+        <w:t xml:space="preserve"> contacten. </w:t>
       </w:r>
       <w:r>
         <w:rPr>

--- a/EXPORTS/DOCX/published/niveau1/Dutch/SelectAndDelineate.docx
+++ b/EXPORTS/DOCX/published/niveau1/Dutch/SelectAndDelineate.docx
@@ -464,14 +464,7 @@
           <w:color w:val="000000"/>
           <w:sz w:val="24"/>
         </w:rPr>
-        <w:hyperlink r:id="rId9" w:history="1">
-          <w:r>
-            <w:rPr>
-              <w:rStyle w:val="Hyperlink"/>
-            </w:rPr>
-            <w:t>l</w:t>
-          </w:r>
-        </w:hyperlink>
+        <w:t>lijke</w:t>
       </w:r>
       <w:r>
         <w:rPr>
@@ -487,19 +480,9 @@
             <w:rPr>
               <w:rStyle w:val="Hyperlink"/>
             </w:rPr>
-            <w:t>ijke</w:t>
+            <w:t xml:space="preserve"> contacten. </w:t>
           </w:r>
         </w:hyperlink>
-      </w:r>
-      <w:r>
-        <w:rPr>
-          <w:rFonts w:ascii="Charis SIL Regular" w:hAnsi="Charis SIL Regular" w:eastAsia="Charis SIL Regular"/>
-          <w:b w:val="0"/>
-          <w:i w:val="0"/>
-          <w:color w:val="000000"/>
-          <w:sz w:val="24"/>
-        </w:rPr>
-        <w:t xml:space="preserve"> contacten. </w:t>
       </w:r>
       <w:r>
         <w:rPr>

--- a/EXPORTS/DOCX/published/niveau1/Dutch/SelectAndDelineate.docx
+++ b/EXPORTS/DOCX/published/niveau1/Dutch/SelectAndDelineate.docx
@@ -435,7 +435,25 @@
           <w:color w:val="000000"/>
           <w:sz w:val="24"/>
         </w:rPr>
-        <w:t>tie en m</w:t>
+        <w:t>t</w:t>
+      </w:r>
+      <w:r>
+        <w:rPr>
+          <w:u w:val="single" w:color="0000ff"/>
+          <w:rFonts w:ascii="Charis SIL Regular" w:hAnsi="Charis SIL Regular" w:eastAsia="Charis SIL Regular"/>
+          <w:b w:val="0"/>
+          <w:i w:val="0"/>
+          <w:color w:val="000000"/>
+          <w:sz w:val="24"/>
+        </w:rPr>
+        <w:hyperlink r:id="rId9" w:history="1">
+          <w:r>
+            <w:rPr>
+              <w:rStyle w:val="Hyperlink"/>
+            </w:rPr>
+            <w:t>ie en m</w:t>
+          </w:r>
+        </w:hyperlink>
       </w:r>
       <w:r>
         <w:rPr>
@@ -464,7 +482,32 @@
           <w:color w:val="000000"/>
           <w:sz w:val="24"/>
         </w:rPr>
-        <w:t>lijke</w:t>
+        <w:hyperlink r:id="rId9" w:history="1">
+          <w:r>
+            <w:rPr>
+              <w:rStyle w:val="Hyperlink"/>
+            </w:rPr>
+            <w:t>l</w:t>
+          </w:r>
+        </w:hyperlink>
+      </w:r>
+      <w:r>
+        <w:rPr>
+          <w:u w:val="single" w:color="0000ff"/>
+          <w:rFonts w:ascii="Charis SIL Regular" w:hAnsi="Charis SIL Regular" w:eastAsia="Charis SIL Regular"/>
+          <w:b w:val="0"/>
+          <w:i w:val="0"/>
+          <w:color w:val="000000"/>
+          <w:sz w:val="24"/>
+        </w:rPr>
+        <w:hyperlink r:id="rId9" w:history="1">
+          <w:r>
+            <w:rPr>
+              <w:rStyle w:val="Hyperlink"/>
+            </w:rPr>
+            <w:t>ijke</w:t>
+          </w:r>
+        </w:hyperlink>
       </w:r>
       <w:r>
         <w:rPr>

--- a/EXPORTS/DOCX/published/niveau1/Dutch/SelectAndDelineate.docx
+++ b/EXPORTS/DOCX/published/niveau1/Dutch/SelectAndDelineate.docx
@@ -424,36 +424,7 @@
           <w:color w:val="000000"/>
           <w:sz w:val="24"/>
         </w:rPr>
-        <w:t>informa</w:t>
-      </w:r>
-      <w:r>
-        <w:rPr>
-          <w:u w:val="single" w:color="0000ff"/>
-          <w:rFonts w:ascii="Charis SIL Regular" w:hAnsi="Charis SIL Regular" w:eastAsia="Charis SIL Regular"/>
-          <w:b w:val="0"/>
-          <w:i w:val="0"/>
-          <w:color w:val="000000"/>
-          <w:sz w:val="24"/>
-        </w:rPr>
-        <w:t>t</w:t>
-      </w:r>
-      <w:r>
-        <w:rPr>
-          <w:u w:val="single" w:color="0000ff"/>
-          <w:rFonts w:ascii="Charis SIL Regular" w:hAnsi="Charis SIL Regular" w:eastAsia="Charis SIL Regular"/>
-          <w:b w:val="0"/>
-          <w:i w:val="0"/>
-          <w:color w:val="000000"/>
-          <w:sz w:val="24"/>
-        </w:rPr>
-        <w:hyperlink r:id="rId9" w:history="1">
-          <w:r>
-            <w:rPr>
-              <w:rStyle w:val="Hyperlink"/>
-            </w:rPr>
-            <w:t>ie en m</w:t>
-          </w:r>
-        </w:hyperlink>
+        <w:t>informatie en m</w:t>
       </w:r>
       <w:r>
         <w:rPr>
@@ -511,21 +482,13 @@
       </w:r>
       <w:r>
         <w:rPr>
-          <w:u w:val="single" w:color="0000ff"/>
           <w:rFonts w:ascii="Charis SIL Regular" w:hAnsi="Charis SIL Regular" w:eastAsia="Charis SIL Regular"/>
           <w:b w:val="0"/>
           <w:i w:val="0"/>
           <w:color w:val="000000"/>
           <w:sz w:val="24"/>
         </w:rPr>
-        <w:hyperlink r:id="rId9" w:history="1">
-          <w:r>
-            <w:rPr>
-              <w:rStyle w:val="Hyperlink"/>
-            </w:rPr>
-            <w:t xml:space="preserve"> contacten. </w:t>
-          </w:r>
-        </w:hyperlink>
+        <w:t xml:space="preserve"> contacten. </w:t>
       </w:r>
       <w:r>
         <w:rPr>

--- a/EXPORTS/DOCX/published/niveau1/Dutch/SelectAndDelineate.docx
+++ b/EXPORTS/DOCX/published/niveau1/Dutch/SelectAndDelineate.docx
@@ -464,31 +464,13 @@
       </w:r>
       <w:r>
         <w:rPr>
-          <w:u w:val="single" w:color="0000ff"/>
           <w:rFonts w:ascii="Charis SIL Regular" w:hAnsi="Charis SIL Regular" w:eastAsia="Charis SIL Regular"/>
           <w:b w:val="0"/>
           <w:i w:val="0"/>
           <w:color w:val="000000"/>
           <w:sz w:val="24"/>
         </w:rPr>
-        <w:hyperlink r:id="rId9" w:history="1">
-          <w:r>
-            <w:rPr>
-              <w:rStyle w:val="Hyperlink"/>
-            </w:rPr>
-            <w:t>ijke</w:t>
-          </w:r>
-        </w:hyperlink>
-      </w:r>
-      <w:r>
-        <w:rPr>
-          <w:rFonts w:ascii="Charis SIL Regular" w:hAnsi="Charis SIL Regular" w:eastAsia="Charis SIL Regular"/>
-          <w:b w:val="0"/>
-          <w:i w:val="0"/>
-          <w:color w:val="000000"/>
-          <w:sz w:val="24"/>
-        </w:rPr>
-        <w:t xml:space="preserve"> contacten. </w:t>
+        <w:t xml:space="preserve">ijke contacten. </w:t>
       </w:r>
       <w:r>
         <w:rPr>

--- a/EXPORTS/DOCX/published/niveau1/Dutch/SelectAndDelineate.docx
+++ b/EXPORTS/DOCX/published/niveau1/Dutch/SelectAndDelineate.docx
@@ -464,13 +464,39 @@
       </w:r>
       <w:r>
         <w:rPr>
+          <w:u w:val="single" w:color="0000ff"/>
           <w:rFonts w:ascii="Charis SIL Regular" w:hAnsi="Charis SIL Regular" w:eastAsia="Charis SIL Regular"/>
           <w:b w:val="0"/>
           <w:i w:val="0"/>
           <w:color w:val="000000"/>
           <w:sz w:val="24"/>
         </w:rPr>
-        <w:t xml:space="preserve">ijke contacten. </w:t>
+        <w:hyperlink r:id="rId9" w:history="1">
+          <w:r>
+            <w:rPr>
+              <w:rStyle w:val="Hyperlink"/>
+            </w:rPr>
+            <w:t>ijke</w:t>
+          </w:r>
+        </w:hyperlink>
+      </w:r>
+      <w:r>
+        <w:rPr>
+          <w:u w:val="single" w:color="0000ff"/>
+          <w:rFonts w:ascii="Charis SIL Regular" w:hAnsi="Charis SIL Regular" w:eastAsia="Charis SIL Regular"/>
+          <w:b w:val="0"/>
+          <w:i w:val="0"/>
+          <w:color w:val="000000"/>
+          <w:sz w:val="24"/>
+        </w:rPr>
+        <w:hyperlink r:id="rId9" w:history="1">
+          <w:r>
+            <w:rPr>
+              <w:rStyle w:val="Hyperlink"/>
+            </w:rPr>
+            <w:t xml:space="preserve"> contacten. </w:t>
+          </w:r>
+        </w:hyperlink>
       </w:r>
       <w:r>
         <w:rPr>

--- a/EXPORTS/DOCX/published/niveau1/Dutch/SelectAndDelineate.docx
+++ b/EXPORTS/DOCX/published/niveau1/Dutch/SelectAndDelineate.docx
@@ -424,7 +424,108 @@
           <w:color w:val="000000"/>
           <w:sz w:val="24"/>
         </w:rPr>
-        <w:t xml:space="preserve">informatie en mogelijke contacten. </w:t>
+        <w:t>informa</w:t>
+      </w:r>
+      <w:r>
+        <w:rPr>
+          <w:u w:val="single" w:color="0000ff"/>
+          <w:rFonts w:ascii="Charis SIL Regular" w:hAnsi="Charis SIL Regular" w:eastAsia="Charis SIL Regular"/>
+          <w:b w:val="0"/>
+          <w:i w:val="0"/>
+          <w:color w:val="000000"/>
+          <w:sz w:val="24"/>
+        </w:rPr>
+        <w:t>t</w:t>
+      </w:r>
+      <w:r>
+        <w:rPr>
+          <w:u w:val="single" w:color="0000ff"/>
+          <w:rFonts w:ascii="Charis SIL Regular" w:hAnsi="Charis SIL Regular" w:eastAsia="Charis SIL Regular"/>
+          <w:b w:val="0"/>
+          <w:i w:val="0"/>
+          <w:color w:val="000000"/>
+          <w:sz w:val="24"/>
+        </w:rPr>
+        <w:hyperlink r:id="rId9" w:history="1">
+          <w:r>
+            <w:rPr>
+              <w:rStyle w:val="Hyperlink"/>
+            </w:rPr>
+            <w:t>ie en m</w:t>
+          </w:r>
+        </w:hyperlink>
+      </w:r>
+      <w:r>
+        <w:rPr>
+          <w:u w:val="single" w:color="0000ff"/>
+          <w:rFonts w:ascii="Charis SIL Regular" w:hAnsi="Charis SIL Regular" w:eastAsia="Charis SIL Regular"/>
+          <w:b w:val="0"/>
+          <w:i w:val="0"/>
+          <w:color w:val="000000"/>
+          <w:sz w:val="24"/>
+        </w:rPr>
+        <w:hyperlink r:id="rId9" w:history="1">
+          <w:r>
+            <w:rPr>
+              <w:rStyle w:val="Hyperlink"/>
+            </w:rPr>
+            <w:t>oge</w:t>
+          </w:r>
+        </w:hyperlink>
+      </w:r>
+      <w:r>
+        <w:rPr>
+          <w:u w:val="single" w:color="0000ff"/>
+          <w:rFonts w:ascii="Charis SIL Regular" w:hAnsi="Charis SIL Regular" w:eastAsia="Charis SIL Regular"/>
+          <w:b w:val="0"/>
+          <w:i w:val="0"/>
+          <w:color w:val="000000"/>
+          <w:sz w:val="24"/>
+        </w:rPr>
+        <w:hyperlink r:id="rId9" w:history="1">
+          <w:r>
+            <w:rPr>
+              <w:rStyle w:val="Hyperlink"/>
+            </w:rPr>
+            <w:t>l</w:t>
+          </w:r>
+        </w:hyperlink>
+      </w:r>
+      <w:r>
+        <w:rPr>
+          <w:u w:val="single" w:color="0000ff"/>
+          <w:rFonts w:ascii="Charis SIL Regular" w:hAnsi="Charis SIL Regular" w:eastAsia="Charis SIL Regular"/>
+          <w:b w:val="0"/>
+          <w:i w:val="0"/>
+          <w:color w:val="000000"/>
+          <w:sz w:val="24"/>
+        </w:rPr>
+        <w:hyperlink r:id="rId9" w:history="1">
+          <w:r>
+            <w:rPr>
+              <w:rStyle w:val="Hyperlink"/>
+            </w:rPr>
+            <w:t>ijke</w:t>
+          </w:r>
+        </w:hyperlink>
+      </w:r>
+      <w:r>
+        <w:rPr>
+          <w:u w:val="single" w:color="0000ff"/>
+          <w:rFonts w:ascii="Charis SIL Regular" w:hAnsi="Charis SIL Regular" w:eastAsia="Charis SIL Regular"/>
+          <w:b w:val="0"/>
+          <w:i w:val="0"/>
+          <w:color w:val="000000"/>
+          <w:sz w:val="24"/>
+        </w:rPr>
+        <w:hyperlink r:id="rId9" w:history="1">
+          <w:r>
+            <w:rPr>
+              <w:rStyle w:val="Hyperlink"/>
+            </w:rPr>
+            <w:t xml:space="preserve"> contacten. </w:t>
+          </w:r>
+        </w:hyperlink>
       </w:r>
       <w:r>
         <w:rPr>

--- a/EXPORTS/DOCX/published/niveau1/Dutch/SelectAndDelineate.docx
+++ b/EXPORTS/DOCX/published/niveau1/Dutch/SelectAndDelineate.docx
@@ -424,7 +424,18 @@
           <w:color w:val="000000"/>
           <w:sz w:val="24"/>
         </w:rPr>
-        <w:t>informatie en m</w:t>
+        <w:t>informa</w:t>
+      </w:r>
+      <w:r>
+        <w:rPr>
+          <w:u w:val="single" w:color="0000ff"/>
+          <w:rFonts w:ascii="Charis SIL Regular" w:hAnsi="Charis SIL Regular" w:eastAsia="Charis SIL Regular"/>
+          <w:b w:val="0"/>
+          <w:i w:val="0"/>
+          <w:color w:val="000000"/>
+          <w:sz w:val="24"/>
+        </w:rPr>
+        <w:t>tie en m</w:t>
       </w:r>
       <w:r>
         <w:rPr>
@@ -471,32 +482,7 @@
           <w:color w:val="000000"/>
           <w:sz w:val="24"/>
         </w:rPr>
-        <w:hyperlink r:id="rId9" w:history="1">
-          <w:r>
-            <w:rPr>
-              <w:rStyle w:val="Hyperlink"/>
-            </w:rPr>
-            <w:t>ijke</w:t>
-          </w:r>
-        </w:hyperlink>
-      </w:r>
-      <w:r>
-        <w:rPr>
-          <w:u w:val="single" w:color="0000ff"/>
-          <w:rFonts w:ascii="Charis SIL Regular" w:hAnsi="Charis SIL Regular" w:eastAsia="Charis SIL Regular"/>
-          <w:b w:val="0"/>
-          <w:i w:val="0"/>
-          <w:color w:val="000000"/>
-          <w:sz w:val="24"/>
-        </w:rPr>
-        <w:hyperlink r:id="rId9" w:history="1">
-          <w:r>
-            <w:rPr>
-              <w:rStyle w:val="Hyperlink"/>
-            </w:rPr>
-            <w:t xml:space="preserve"> contacten. </w:t>
-          </w:r>
-        </w:hyperlink>
+        <w:t xml:space="preserve">ijke contacten. </w:t>
       </w:r>
       <w:r>
         <w:rPr>

--- a/EXPORTS/DOCX/published/niveau1/Dutch/SelectAndDelineate.docx
+++ b/EXPORTS/DOCX/published/niveau1/Dutch/SelectAndDelineate.docx
@@ -424,18 +424,7 @@
           <w:color w:val="000000"/>
           <w:sz w:val="24"/>
         </w:rPr>
-        <w:t>informa</w:t>
-      </w:r>
-      <w:r>
-        <w:rPr>
-          <w:u w:val="single" w:color="0000ff"/>
-          <w:rFonts w:ascii="Charis SIL Regular" w:hAnsi="Charis SIL Regular" w:eastAsia="Charis SIL Regular"/>
-          <w:b w:val="0"/>
-          <w:i w:val="0"/>
-          <w:color w:val="000000"/>
-          <w:sz w:val="24"/>
-        </w:rPr>
-        <w:t>tie en m</w:t>
+        <w:t>informatie en mogelijke</w:t>
       </w:r>
       <w:r>
         <w:rPr>
@@ -451,38 +440,9 @@
             <w:rPr>
               <w:rStyle w:val="Hyperlink"/>
             </w:rPr>
-            <w:t>oge</w:t>
+            <w:t xml:space="preserve"> contacten. </w:t>
           </w:r>
         </w:hyperlink>
-      </w:r>
-      <w:r>
-        <w:rPr>
-          <w:u w:val="single" w:color="0000ff"/>
-          <w:rFonts w:ascii="Charis SIL Regular" w:hAnsi="Charis SIL Regular" w:eastAsia="Charis SIL Regular"/>
-          <w:b w:val="0"/>
-          <w:i w:val="0"/>
-          <w:color w:val="000000"/>
-          <w:sz w:val="24"/>
-        </w:rPr>
-        <w:hyperlink r:id="rId9" w:history="1">
-          <w:r>
-            <w:rPr>
-              <w:rStyle w:val="Hyperlink"/>
-            </w:rPr>
-            <w:t>l</w:t>
-          </w:r>
-        </w:hyperlink>
-      </w:r>
-      <w:r>
-        <w:rPr>
-          <w:u w:val="single" w:color="0000ff"/>
-          <w:rFonts w:ascii="Charis SIL Regular" w:hAnsi="Charis SIL Regular" w:eastAsia="Charis SIL Regular"/>
-          <w:b w:val="0"/>
-          <w:i w:val="0"/>
-          <w:color w:val="000000"/>
-          <w:sz w:val="24"/>
-        </w:rPr>
-        <w:t xml:space="preserve">ijke contacten. </w:t>
       </w:r>
       <w:r>
         <w:rPr>

--- a/EXPORTS/DOCX/published/niveau1/Dutch/SelectAndDelineate.docx
+++ b/EXPORTS/DOCX/published/niveau1/Dutch/SelectAndDelineate.docx
@@ -435,25 +435,7 @@
           <w:color w:val="000000"/>
           <w:sz w:val="24"/>
         </w:rPr>
-        <w:t>t</w:t>
-      </w:r>
-      <w:r>
-        <w:rPr>
-          <w:u w:val="single" w:color="0000ff"/>
-          <w:rFonts w:ascii="Charis SIL Regular" w:hAnsi="Charis SIL Regular" w:eastAsia="Charis SIL Regular"/>
-          <w:b w:val="0"/>
-          <w:i w:val="0"/>
-          <w:color w:val="000000"/>
-          <w:sz w:val="24"/>
-        </w:rPr>
-        <w:hyperlink r:id="rId9" w:history="1">
-          <w:r>
-            <w:rPr>
-              <w:rStyle w:val="Hyperlink"/>
-            </w:rPr>
-            <w:t>ie en m</w:t>
-          </w:r>
-        </w:hyperlink>
+        <w:t>tie en m</w:t>
       </w:r>
       <w:r>
         <w:rPr>
@@ -493,39 +475,13 @@
       </w:r>
       <w:r>
         <w:rPr>
-          <w:u w:val="single" w:color="0000ff"/>
           <w:rFonts w:ascii="Charis SIL Regular" w:hAnsi="Charis SIL Regular" w:eastAsia="Charis SIL Regular"/>
           <w:b w:val="0"/>
           <w:i w:val="0"/>
           <w:color w:val="000000"/>
           <w:sz w:val="24"/>
         </w:rPr>
-        <w:hyperlink r:id="rId9" w:history="1">
-          <w:r>
-            <w:rPr>
-              <w:rStyle w:val="Hyperlink"/>
-            </w:rPr>
-            <w:t>ijke</w:t>
-          </w:r>
-        </w:hyperlink>
-      </w:r>
-      <w:r>
-        <w:rPr>
-          <w:u w:val="single" w:color="0000ff"/>
-          <w:rFonts w:ascii="Charis SIL Regular" w:hAnsi="Charis SIL Regular" w:eastAsia="Charis SIL Regular"/>
-          <w:b w:val="0"/>
-          <w:i w:val="0"/>
-          <w:color w:val="000000"/>
-          <w:sz w:val="24"/>
-        </w:rPr>
-        <w:hyperlink r:id="rId9" w:history="1">
-          <w:r>
-            <w:rPr>
-              <w:rStyle w:val="Hyperlink"/>
-            </w:rPr>
-            <w:t xml:space="preserve"> contacten. </w:t>
-          </w:r>
-        </w:hyperlink>
+        <w:t xml:space="preserve">ijke contacten. </w:t>
       </w:r>
       <w:r>
         <w:rPr>
